--- a/flow/20230914_vu_template/drafts/2024-06-g/15-СБ-Амоса.docx
+++ b/flow/20230914_vu_template/drafts/2024-06-g/15-СБ-Амоса.docx
@@ -5703,6 +5703,7 @@
     <w:p>
       <w:pPr>
         <w:pStyle w:val="a"/>
+        <w:spacing w:after="160"/>
       </w:pPr>
       <w:r>
         <w:rPr>
@@ -11045,6 +11046,7 @@
     <w:p>
       <w:pPr>
         <w:pStyle w:val="a"/>
+        <w:spacing w:after="160"/>
       </w:pPr>
       <w:r>
         <w:rPr>
@@ -11107,6 +11109,15 @@
           <w:sz w:val="24"/>
         </w:rPr>
         <w:t>ебе: Спаси душі наші.</w:t>
+      </w:r>
+      <w:r>
+        <w:rPr>
+          <w:rFonts w:ascii="Times New Roman" w:hAnsi="Times New Roman"/>
+          <w:i/>
+          <w:color w:val="FF4400"/>
+          <w:sz w:val="24"/>
+        </w:rPr>
+        <w:t xml:space="preserve"> (2 р.)</w:t>
       </w:r>
     </w:p>
     <w:p>
@@ -12544,47 +12555,2614 @@
     </w:p>
     <w:p>
       <w:pPr>
-        <w:spacing w:after="120" w:lineRule="auto"/>
-        <w:jc w:val="both"/>
-        <w:rPr>
-          <w:rFonts w:ascii="Times New Roman" w:cs="Times New Roman" w:eastAsia="Times New Roman" w:hAnsi="Times New Roman"/>
-          <w:color w:val="ff0000"/>
-          <w:sz w:val="24"/>
-          <w:szCs w:val="24"/>
-        </w:rPr>
-      </w:pPr>
-      <w:r>
-        <w:rPr>
-          <w:rFonts w:ascii="Times New Roman" w:cs="Times New Roman" w:eastAsia="Times New Roman" w:hAnsi="Times New Roman"/>
-          <w:color w:val="ff0000"/>
-          <w:sz w:val="24"/>
-          <w:szCs w:val="24"/>
-          <w:highlight w:val="yellow"/>
-          <w:rtl w:val="0"/>
-        </w:rPr>
-        <w:t xml:space="preserve">ВСТИВИТИ КАНОН</w:t>
-      </w:r>
-      <w:r>
-        <w:rPr>
-          <w:rtl w:val="0"/>
-        </w:rPr>
-      </w:r>
-    </w:p>
-    <w:p>
-      <w:pPr>
-        <w:spacing w:after="120" w:lineRule="auto"/>
-        <w:jc w:val="both"/>
-        <w:rPr>
-          <w:rFonts w:ascii="Times New Roman" w:cs="Times New Roman" w:eastAsia="Times New Roman" w:hAnsi="Times New Roman"/>
-          <w:color w:val="ff0000"/>
-          <w:sz w:val="24"/>
-          <w:szCs w:val="24"/>
-        </w:rPr>
-      </w:pPr>
-      <w:r>
-        <w:rPr>
-          <w:rtl w:val="0"/>
-        </w:rPr>
+        <w:pStyle w:val="Heading3"/>
+        <w:spacing w:after="120"/>
+        <w:jc w:val="center"/>
+      </w:pPr>
+      <w:r>
+        <w:rPr>
+          <w:rFonts w:ascii="Times New Roman" w:hAnsi="Times New Roman"/>
+          <w:i/>
+          <w:color w:val="FF0000"/>
+          <w:sz w:val="24"/>
+        </w:rPr>
+        <w:t>Пісня 1</w:t>
+      </w:r>
+    </w:p>
+    <w:p>
+      <w:pPr>
+        <w:pStyle w:val="a"/>
+        <w:spacing w:after="120"/>
+      </w:pPr>
+      <w:r>
+        <w:rPr>
+          <w:rFonts w:ascii="Times New Roman" w:hAnsi="Times New Roman"/>
+          <w:b/>
+          <w:i/>
+          <w:color w:val="FF0000"/>
+          <w:sz w:val="24"/>
+        </w:rPr>
+        <w:t>Ірмос (г. 2):</w:t>
+      </w:r>
+      <w:r>
+        <w:rPr>
+          <w:rFonts w:ascii="Times New Roman" w:hAnsi="Times New Roman"/>
+          <w:b/>
+          <w:i/>
+          <w:color w:val="FF0000"/>
+          <w:sz w:val="24"/>
+        </w:rPr>
+        <w:t xml:space="preserve"> </w:t>
+      </w:r>
+      <w:r>
+        <w:rPr>
+          <w:rFonts w:ascii="Times New Roman" w:hAnsi="Times New Roman"/>
+          <w:b/>
+          <w:color w:val="000000"/>
+          <w:sz w:val="24"/>
+        </w:rPr>
+        <w:t xml:space="preserve">Мойсеєву пісню сприйнявши, взивай, душе: Помічник і Покровитель був мені на спасіння. </w:t>
+      </w:r>
+      <w:r>
+        <w:rPr>
+          <w:rFonts w:ascii="Times New Roman" w:hAnsi="Times New Roman"/>
+          <w:b/>
+          <w:sz w:val="24"/>
+        </w:rPr>
+        <w:t xml:space="preserve">Він - </w:t>
+      </w:r>
+      <w:r>
+        <w:rPr>
+          <w:rFonts w:ascii="Times New Roman" w:hAnsi="Times New Roman"/>
+          <w:b/>
+          <w:color w:val="000000"/>
+          <w:sz w:val="24"/>
+        </w:rPr>
+        <w:t>мій Бог, і прославлю Його.</w:t>
+      </w:r>
+    </w:p>
+    <w:p>
+      <w:pPr>
+        <w:pStyle w:val="a"/>
+        <w:spacing w:after="120"/>
+      </w:pPr>
+      <w:r>
+        <w:rPr>
+          <w:rFonts w:ascii="Times New Roman" w:hAnsi="Times New Roman"/>
+          <w:i/>
+          <w:color w:val="FF0000"/>
+          <w:sz w:val="24"/>
+        </w:rPr>
+        <w:t xml:space="preserve">Стих: </w:t>
+      </w:r>
+      <w:r>
+        <w:rPr>
+          <w:rFonts w:ascii="Times New Roman" w:hAnsi="Times New Roman"/>
+          <w:sz w:val="24"/>
+          <w:u w:val="single"/>
+        </w:rPr>
+        <w:t>Усі святі, моліть Бога за нас.</w:t>
+      </w:r>
+    </w:p>
+    <w:p>
+      <w:pPr>
+        <w:pStyle w:val="a"/>
+        <w:spacing w:after="120"/>
+      </w:pPr>
+      <w:r>
+        <w:rPr>
+          <w:rFonts w:ascii="Times New Roman" w:hAnsi="Times New Roman"/>
+          <w:i/>
+          <w:color w:val="FF0000"/>
+          <w:sz w:val="24"/>
+        </w:rPr>
+        <w:t>Мученичий</w:t>
+      </w:r>
+      <w:r>
+        <w:rPr>
+          <w:rFonts w:ascii="Times New Roman" w:hAnsi="Times New Roman"/>
+          <w:i/>
+          <w:color w:val="FF0000"/>
+          <w:sz w:val="24"/>
+        </w:rPr>
+        <w:t xml:space="preserve">: </w:t>
+      </w:r>
+      <w:r>
+        <w:rPr>
+          <w:rFonts w:ascii="Times New Roman" w:hAnsi="Times New Roman"/>
+          <w:color w:val="000000"/>
+          <w:sz w:val="24"/>
+        </w:rPr>
+        <w:t>Перетерпівши люті гоніння і тяжкі рани, ви, страстотерпці, відігнали силою божественною всю оману від країв землі.</w:t>
+      </w:r>
+    </w:p>
+    <w:p>
+      <w:pPr>
+        <w:pStyle w:val="a"/>
+        <w:spacing w:after="120"/>
+      </w:pPr>
+      <w:r>
+        <w:rPr>
+          <w:rFonts w:ascii="Times New Roman" w:hAnsi="Times New Roman"/>
+          <w:i/>
+          <w:color w:val="FF0000"/>
+          <w:sz w:val="24"/>
+        </w:rPr>
+        <w:t xml:space="preserve">Стих: </w:t>
+      </w:r>
+      <w:r>
+        <w:rPr>
+          <w:rFonts w:ascii="Times New Roman" w:hAnsi="Times New Roman"/>
+          <w:sz w:val="24"/>
+          <w:u w:val="single"/>
+        </w:rPr>
+        <w:t>Усі святі, моліть Бога за нас.</w:t>
+      </w:r>
+    </w:p>
+    <w:p>
+      <w:pPr>
+        <w:pStyle w:val="a"/>
+        <w:spacing w:after="120"/>
+      </w:pPr>
+      <w:r>
+        <w:rPr>
+          <w:rFonts w:ascii="Times New Roman" w:hAnsi="Times New Roman"/>
+          <w:i/>
+          <w:color w:val="FF0000"/>
+          <w:sz w:val="24"/>
+        </w:rPr>
+        <w:t xml:space="preserve">Святителям: </w:t>
+      </w:r>
+      <w:r>
+        <w:rPr>
+          <w:rFonts w:ascii="Times New Roman" w:hAnsi="Times New Roman"/>
+          <w:color w:val="000000"/>
+          <w:sz w:val="24"/>
+        </w:rPr>
+        <w:t>Божі служителі і святителі, осяяні духовним світлом, ви просвітили світлом благочестя всіх вірних.</w:t>
+      </w:r>
+    </w:p>
+    <w:p>
+      <w:pPr>
+        <w:pStyle w:val="a"/>
+        <w:spacing w:after="120"/>
+      </w:pPr>
+      <w:r>
+        <w:rPr>
+          <w:rFonts w:ascii="Times New Roman" w:hAnsi="Times New Roman"/>
+          <w:i/>
+          <w:color w:val="FF0000"/>
+          <w:sz w:val="24"/>
+        </w:rPr>
+        <w:t xml:space="preserve">Стих: </w:t>
+      </w:r>
+      <w:r>
+        <w:rPr>
+          <w:rFonts w:ascii="Times New Roman" w:hAnsi="Times New Roman"/>
+          <w:sz w:val="24"/>
+          <w:u w:val="single"/>
+        </w:rPr>
+        <w:t>Усі святі, моліть Бога за нас.</w:t>
+      </w:r>
+    </w:p>
+    <w:p>
+      <w:pPr>
+        <w:pStyle w:val="a"/>
+        <w:spacing w:after="120"/>
+      </w:pPr>
+      <w:r>
+        <w:rPr>
+          <w:rFonts w:ascii="Times New Roman" w:hAnsi="Times New Roman"/>
+          <w:i/>
+          <w:color w:val="FF0000"/>
+          <w:sz w:val="24"/>
+        </w:rPr>
+        <w:t xml:space="preserve">Преподобним: </w:t>
+      </w:r>
+      <w:r>
+        <w:rPr>
+          <w:rFonts w:ascii="Times New Roman" w:hAnsi="Times New Roman"/>
+          <w:color w:val="000000"/>
+          <w:sz w:val="24"/>
+        </w:rPr>
+        <w:t>Смиривши</w:t>
+      </w:r>
+      <w:r>
+        <w:rPr>
+          <w:rFonts w:ascii="Times New Roman" w:hAnsi="Times New Roman"/>
+          <w:color w:val="000000"/>
+          <w:sz w:val="24"/>
+        </w:rPr>
+        <w:t xml:space="preserve"> гордий розум, преподобні, ви успадкували землю, уподібнившись божественному образу, і завжди допомагаєте смиренним.</w:t>
+      </w:r>
+    </w:p>
+    <w:p>
+      <w:pPr>
+        <w:pStyle w:val="a"/>
+        <w:spacing w:after="120"/>
+      </w:pPr>
+      <w:r>
+        <w:rPr>
+          <w:rFonts w:ascii="Times New Roman" w:hAnsi="Times New Roman"/>
+          <w:b/>
+          <w:color w:val="000000"/>
+          <w:sz w:val="24"/>
+        </w:rPr>
+        <w:t xml:space="preserve">Слава: </w:t>
+      </w:r>
+      <w:r>
+        <w:rPr>
+          <w:rFonts w:ascii="Times New Roman" w:hAnsi="Times New Roman"/>
+          <w:i/>
+          <w:color w:val="FF0000"/>
+          <w:sz w:val="24"/>
+        </w:rPr>
+        <w:t xml:space="preserve">Померлим: </w:t>
+      </w:r>
+      <w:r>
+        <w:rPr>
+          <w:rFonts w:ascii="Times New Roman" w:hAnsi="Times New Roman"/>
+          <w:color w:val="000000"/>
+          <w:sz w:val="24"/>
+        </w:rPr>
+        <w:t xml:space="preserve">Вчини як Бог причасниками найсвітлішого Світла і вічної радості тих, кого </w:t>
+      </w:r>
+      <w:r>
+        <w:rPr>
+          <w:rFonts w:ascii="Times New Roman" w:hAnsi="Times New Roman"/>
+          <w:color w:val="000000"/>
+          <w:sz w:val="24"/>
+        </w:rPr>
+        <w:t>преставив</w:t>
+      </w:r>
+      <w:r>
+        <w:rPr>
+          <w:rFonts w:ascii="Times New Roman" w:hAnsi="Times New Roman"/>
+          <w:color w:val="000000"/>
+          <w:sz w:val="24"/>
+        </w:rPr>
+        <w:t xml:space="preserve"> від тимчасового життя, рабів Твоїх вірних, </w:t>
+      </w:r>
+      <w:r>
+        <w:rPr>
+          <w:rFonts w:ascii="Times New Roman" w:hAnsi="Times New Roman"/>
+          <w:color w:val="000000"/>
+          <w:sz w:val="24"/>
+        </w:rPr>
+        <w:t>Преблагий</w:t>
+      </w:r>
+      <w:r>
+        <w:rPr>
+          <w:rFonts w:ascii="Times New Roman" w:hAnsi="Times New Roman"/>
+          <w:color w:val="000000"/>
+          <w:sz w:val="24"/>
+        </w:rPr>
+        <w:t xml:space="preserve"> Боже наш.</w:t>
+      </w:r>
+    </w:p>
+    <w:p>
+      <w:pPr>
+        <w:pStyle w:val="a"/>
+        <w:spacing w:after="120"/>
+      </w:pPr>
+      <w:r>
+        <w:rPr>
+          <w:rFonts w:ascii="Times New Roman" w:hAnsi="Times New Roman"/>
+          <w:b/>
+          <w:color w:val="000000"/>
+          <w:sz w:val="24"/>
+        </w:rPr>
+        <w:t xml:space="preserve">І нині: </w:t>
+      </w:r>
+      <w:r>
+        <w:rPr>
+          <w:rFonts w:ascii="Times New Roman" w:hAnsi="Times New Roman"/>
+          <w:i/>
+          <w:color w:val="FF0000"/>
+          <w:sz w:val="24"/>
+        </w:rPr>
+        <w:t xml:space="preserve">Богородичний: </w:t>
+      </w:r>
+      <w:r>
+        <w:rPr>
+          <w:rFonts w:ascii="Times New Roman" w:hAnsi="Times New Roman"/>
+          <w:color w:val="000000"/>
+          <w:sz w:val="24"/>
+        </w:rPr>
+        <w:t xml:space="preserve">Подвизаючись у пості, чесні </w:t>
+      </w:r>
+      <w:r>
+        <w:rPr>
+          <w:rFonts w:ascii="Times New Roman" w:hAnsi="Times New Roman"/>
+          <w:color w:val="000000"/>
+          <w:sz w:val="24"/>
+        </w:rPr>
+        <w:t>жони</w:t>
+      </w:r>
+      <w:r>
+        <w:rPr>
+          <w:rFonts w:ascii="Times New Roman" w:hAnsi="Times New Roman"/>
+          <w:color w:val="000000"/>
+          <w:sz w:val="24"/>
+        </w:rPr>
+        <w:t xml:space="preserve"> терпеливо подолали ворога і нині </w:t>
+      </w:r>
+      <w:r>
+        <w:rPr>
+          <w:rFonts w:ascii="Times New Roman" w:hAnsi="Times New Roman"/>
+          <w:color w:val="000000"/>
+          <w:sz w:val="24"/>
+        </w:rPr>
+        <w:t>предстоять</w:t>
+      </w:r>
+      <w:r>
+        <w:rPr>
+          <w:rFonts w:ascii="Times New Roman" w:hAnsi="Times New Roman"/>
+          <w:color w:val="000000"/>
+          <w:sz w:val="24"/>
+        </w:rPr>
+        <w:t xml:space="preserve"> перед Тобою, Богородице, радіючи.</w:t>
+      </w:r>
+    </w:p>
+    <w:p>
+      <w:pPr>
+        <w:pStyle w:val="Heading3"/>
+        <w:spacing w:after="120"/>
+        <w:jc w:val="center"/>
+      </w:pPr>
+      <w:r>
+        <w:rPr>
+          <w:rFonts w:ascii="Times New Roman" w:hAnsi="Times New Roman"/>
+          <w:i/>
+          <w:color w:val="FF0000"/>
+          <w:sz w:val="24"/>
+        </w:rPr>
+        <w:t>Пісня 3</w:t>
+      </w:r>
+    </w:p>
+    <w:p>
+      <w:pPr>
+        <w:pStyle w:val="a"/>
+        <w:spacing w:after="120"/>
+      </w:pPr>
+      <w:r>
+        <w:rPr>
+          <w:rFonts w:ascii="Times New Roman" w:hAnsi="Times New Roman"/>
+          <w:b/>
+          <w:i/>
+          <w:color w:val="FF0000"/>
+          <w:sz w:val="24"/>
+        </w:rPr>
+        <w:t>Ірмос (г. 2):</w:t>
+      </w:r>
+      <w:r>
+        <w:rPr>
+          <w:rFonts w:ascii="Times New Roman" w:hAnsi="Times New Roman"/>
+          <w:b/>
+          <w:i/>
+          <w:color w:val="FF0000"/>
+          <w:sz w:val="24"/>
+        </w:rPr>
+        <w:t xml:space="preserve"> </w:t>
+      </w:r>
+      <w:r>
+        <w:rPr>
+          <w:rFonts w:ascii="Times New Roman" w:hAnsi="Times New Roman"/>
+          <w:b/>
+          <w:color w:val="000000"/>
+          <w:sz w:val="24"/>
+        </w:rPr>
+        <w:t xml:space="preserve">Неплідний мій розум покажи, Боже, плідним, Творче добра і </w:t>
+      </w:r>
+      <w:r>
+        <w:rPr>
+          <w:rFonts w:ascii="Times New Roman" w:hAnsi="Times New Roman"/>
+          <w:b/>
+          <w:color w:val="000000"/>
+          <w:sz w:val="24"/>
+        </w:rPr>
+        <w:t>насадителю</w:t>
+      </w:r>
+      <w:r>
+        <w:rPr>
+          <w:rFonts w:ascii="Times New Roman" w:hAnsi="Times New Roman"/>
+          <w:b/>
+          <w:color w:val="000000"/>
+          <w:sz w:val="24"/>
+        </w:rPr>
+        <w:t xml:space="preserve"> блага, Твоїм </w:t>
+      </w:r>
+      <w:r>
+        <w:rPr>
+          <w:rFonts w:ascii="Times New Roman" w:hAnsi="Times New Roman"/>
+          <w:b/>
+          <w:color w:val="000000"/>
+          <w:sz w:val="24"/>
+        </w:rPr>
+        <w:t>благосердям</w:t>
+      </w:r>
+      <w:r>
+        <w:rPr>
+          <w:rFonts w:ascii="Times New Roman" w:hAnsi="Times New Roman"/>
+          <w:b/>
+          <w:color w:val="000000"/>
+          <w:sz w:val="24"/>
+        </w:rPr>
+        <w:t>.</w:t>
+      </w:r>
+    </w:p>
+    <w:p>
+      <w:pPr>
+        <w:pStyle w:val="a"/>
+        <w:spacing w:after="120"/>
+      </w:pPr>
+      <w:r>
+        <w:rPr>
+          <w:rFonts w:ascii="Times New Roman" w:hAnsi="Times New Roman"/>
+          <w:i/>
+          <w:color w:val="FF0000"/>
+          <w:sz w:val="24"/>
+        </w:rPr>
+        <w:t xml:space="preserve">Стих: </w:t>
+      </w:r>
+      <w:r>
+        <w:rPr>
+          <w:rFonts w:ascii="Times New Roman" w:hAnsi="Times New Roman"/>
+          <w:sz w:val="24"/>
+          <w:u w:val="single"/>
+        </w:rPr>
+        <w:t>Усі святі, моліть Бога за нас.</w:t>
+      </w:r>
+    </w:p>
+    <w:p>
+      <w:pPr>
+        <w:pStyle w:val="a"/>
+        <w:spacing w:after="120"/>
+      </w:pPr>
+      <w:r>
+        <w:rPr>
+          <w:rFonts w:ascii="Times New Roman" w:hAnsi="Times New Roman"/>
+          <w:color w:val="000000"/>
+          <w:sz w:val="24"/>
+        </w:rPr>
+        <w:t>Розпалившись вогнем Христової любові, о страстотерпці, ви погасили полум’я мук, зрошенням Вседержителя Духа.</w:t>
+      </w:r>
+    </w:p>
+    <w:p>
+      <w:pPr>
+        <w:pStyle w:val="a"/>
+        <w:spacing w:after="120"/>
+      </w:pPr>
+      <w:r>
+        <w:rPr>
+          <w:rFonts w:ascii="Times New Roman" w:hAnsi="Times New Roman"/>
+          <w:i/>
+          <w:color w:val="FF0000"/>
+          <w:sz w:val="24"/>
+        </w:rPr>
+        <w:t xml:space="preserve">Стих: </w:t>
+      </w:r>
+      <w:r>
+        <w:rPr>
+          <w:rFonts w:ascii="Times New Roman" w:hAnsi="Times New Roman"/>
+          <w:sz w:val="24"/>
+          <w:u w:val="single"/>
+        </w:rPr>
+        <w:t>Усі святі, моліть Бога за нас.</w:t>
+      </w:r>
+    </w:p>
+    <w:p>
+      <w:pPr>
+        <w:pStyle w:val="a"/>
+        <w:spacing w:after="120"/>
+      </w:pPr>
+      <w:r>
+        <w:rPr>
+          <w:rFonts w:ascii="Times New Roman" w:hAnsi="Times New Roman"/>
+          <w:color w:val="000000"/>
+          <w:sz w:val="24"/>
+        </w:rPr>
+        <w:t>Святі Христові святителі і чесні собори преподобних, за всіх нас Чоловіколюбця Бога благайте.</w:t>
+      </w:r>
+    </w:p>
+    <w:p>
+      <w:pPr>
+        <w:pStyle w:val="a"/>
+        <w:spacing w:after="120"/>
+      </w:pPr>
+      <w:r>
+        <w:rPr>
+          <w:rFonts w:ascii="Times New Roman" w:hAnsi="Times New Roman"/>
+          <w:i/>
+          <w:color w:val="FF0000"/>
+          <w:sz w:val="24"/>
+        </w:rPr>
+        <w:t xml:space="preserve">Стих: </w:t>
+      </w:r>
+      <w:r>
+        <w:rPr>
+          <w:rFonts w:ascii="Times New Roman" w:hAnsi="Times New Roman"/>
+          <w:sz w:val="24"/>
+          <w:u w:val="single"/>
+        </w:rPr>
+        <w:t>Усі святі, моліть Бога за нас.</w:t>
+      </w:r>
+    </w:p>
+    <w:p>
+      <w:pPr>
+        <w:pStyle w:val="a"/>
+        <w:spacing w:after="120"/>
+      </w:pPr>
+      <w:r>
+        <w:rPr>
+          <w:rFonts w:ascii="Times New Roman" w:hAnsi="Times New Roman"/>
+          <w:color w:val="000000"/>
+          <w:sz w:val="24"/>
+        </w:rPr>
+        <w:t xml:space="preserve">Священний собор божественних пророків звеличився, і безліч </w:t>
+      </w:r>
+      <w:r>
+        <w:rPr>
+          <w:rFonts w:ascii="Times New Roman" w:hAnsi="Times New Roman"/>
+          <w:color w:val="000000"/>
+          <w:sz w:val="24"/>
+        </w:rPr>
+        <w:t>жон</w:t>
+      </w:r>
+      <w:r>
+        <w:rPr>
+          <w:rFonts w:ascii="Times New Roman" w:hAnsi="Times New Roman"/>
+          <w:color w:val="000000"/>
+          <w:sz w:val="24"/>
+        </w:rPr>
+        <w:t xml:space="preserve"> постраждалих славу одержали.</w:t>
+      </w:r>
+    </w:p>
+    <w:p>
+      <w:pPr>
+        <w:pStyle w:val="a"/>
+        <w:spacing w:after="120"/>
+      </w:pPr>
+      <w:r>
+        <w:rPr>
+          <w:rFonts w:ascii="Times New Roman" w:hAnsi="Times New Roman"/>
+          <w:b/>
+          <w:color w:val="000000"/>
+          <w:sz w:val="24"/>
+        </w:rPr>
+        <w:t xml:space="preserve">Слава: </w:t>
+      </w:r>
+      <w:r>
+        <w:rPr>
+          <w:rFonts w:ascii="Times New Roman" w:hAnsi="Times New Roman"/>
+          <w:color w:val="000000"/>
+          <w:sz w:val="24"/>
+        </w:rPr>
+        <w:t>Умертвившись на хресті, Ти, Христе, дарував померлим безсмертя; його ж сподоби отримати тим, що відійшли до Тебе з вірою.</w:t>
+      </w:r>
+    </w:p>
+    <w:p>
+      <w:pPr>
+        <w:pStyle w:val="a"/>
+        <w:spacing w:after="120"/>
+      </w:pPr>
+      <w:r>
+        <w:rPr>
+          <w:rFonts w:ascii="Times New Roman" w:hAnsi="Times New Roman"/>
+          <w:b/>
+          <w:color w:val="000000"/>
+          <w:sz w:val="24"/>
+        </w:rPr>
+        <w:t xml:space="preserve">І нині: </w:t>
+      </w:r>
+      <w:r>
+        <w:rPr>
+          <w:rFonts w:ascii="Times New Roman" w:hAnsi="Times New Roman"/>
+          <w:i/>
+          <w:color w:val="FF0000"/>
+          <w:sz w:val="24"/>
+        </w:rPr>
+        <w:t xml:space="preserve">Богородичний: </w:t>
+      </w:r>
+      <w:r>
+        <w:rPr>
+          <w:rFonts w:ascii="Times New Roman" w:hAnsi="Times New Roman"/>
+          <w:color w:val="000000"/>
+          <w:sz w:val="24"/>
+        </w:rPr>
+        <w:t xml:space="preserve">З усіма пророками і святими </w:t>
+      </w:r>
+      <w:r>
+        <w:rPr>
+          <w:rFonts w:ascii="Times New Roman" w:hAnsi="Times New Roman"/>
+          <w:color w:val="000000"/>
+          <w:sz w:val="24"/>
+        </w:rPr>
+        <w:t>жонами</w:t>
+      </w:r>
+      <w:r>
+        <w:rPr>
+          <w:rFonts w:ascii="Times New Roman" w:hAnsi="Times New Roman"/>
+          <w:color w:val="000000"/>
+          <w:sz w:val="24"/>
+        </w:rPr>
+        <w:t xml:space="preserve"> нині старанно благай, Діво, Бога, який народився від Тебе, щоб </w:t>
+      </w:r>
+      <w:r>
+        <w:rPr>
+          <w:rFonts w:ascii="Times New Roman" w:hAnsi="Times New Roman"/>
+          <w:color w:val="000000"/>
+          <w:sz w:val="24"/>
+        </w:rPr>
+        <w:t>ущедрити</w:t>
+      </w:r>
+      <w:r>
+        <w:rPr>
+          <w:rFonts w:ascii="Times New Roman" w:hAnsi="Times New Roman"/>
+          <w:color w:val="000000"/>
+          <w:sz w:val="24"/>
+        </w:rPr>
+        <w:t xml:space="preserve"> нас.</w:t>
+      </w:r>
+    </w:p>
+    <w:p>
+      <w:pPr>
+        <w:pStyle w:val="Heading3"/>
+        <w:spacing w:after="120"/>
+        <w:jc w:val="center"/>
+      </w:pPr>
+      <w:r>
+        <w:rPr>
+          <w:rFonts w:ascii="Times New Roman" w:hAnsi="Times New Roman"/>
+          <w:b/>
+          <w:i/>
+          <w:color w:val="FF0000"/>
+          <w:sz w:val="24"/>
+        </w:rPr>
+        <w:t>Мала єктенія</w:t>
+      </w:r>
+    </w:p>
+    <w:p>
+      <w:pPr>
+        <w:pStyle w:val="a"/>
+        <w:spacing w:after="120"/>
+      </w:pPr>
+      <w:r>
+        <w:rPr>
+          <w:rFonts w:ascii="Times New Roman" w:hAnsi="Times New Roman"/>
+          <w:color w:val="000000"/>
+          <w:sz w:val="24"/>
+        </w:rPr>
+        <w:t>Ще і ще в мирі Господеві помолімся.</w:t>
+      </w:r>
+    </w:p>
+    <w:p>
+      <w:pPr>
+        <w:pStyle w:val="a"/>
+        <w:spacing w:after="120"/>
+      </w:pPr>
+      <w:r>
+        <w:rPr>
+          <w:rFonts w:ascii="Times New Roman" w:hAnsi="Times New Roman"/>
+          <w:i/>
+          <w:color w:val="FF0000"/>
+          <w:sz w:val="24"/>
+        </w:rPr>
+        <w:t>Вірні:</w:t>
+      </w:r>
+      <w:r>
+        <w:rPr>
+          <w:rFonts w:ascii="Times New Roman" w:hAnsi="Times New Roman"/>
+          <w:color w:val="000000"/>
+          <w:sz w:val="24"/>
+        </w:rPr>
+        <w:t xml:space="preserve"> Господи, помилуй.</w:t>
+      </w:r>
+    </w:p>
+    <w:p>
+      <w:pPr>
+        <w:pStyle w:val="a"/>
+        <w:spacing w:after="120"/>
+      </w:pPr>
+      <w:r>
+        <w:rPr>
+          <w:rFonts w:ascii="Times New Roman" w:hAnsi="Times New Roman"/>
+          <w:color w:val="000000"/>
+          <w:sz w:val="24"/>
+        </w:rPr>
+        <w:t>Заступи, спаси, помилуй і охорони нас, Боже, твоєю благодаттю.</w:t>
+      </w:r>
+    </w:p>
+    <w:p>
+      <w:pPr>
+        <w:pStyle w:val="a"/>
+        <w:spacing w:after="120"/>
+      </w:pPr>
+      <w:r>
+        <w:rPr>
+          <w:rFonts w:ascii="Times New Roman" w:hAnsi="Times New Roman"/>
+          <w:i/>
+          <w:color w:val="FF0000"/>
+          <w:sz w:val="24"/>
+        </w:rPr>
+        <w:t>Вірні:</w:t>
+      </w:r>
+      <w:r>
+        <w:rPr>
+          <w:rFonts w:ascii="Times New Roman" w:hAnsi="Times New Roman"/>
+          <w:color w:val="000000"/>
+          <w:sz w:val="24"/>
+        </w:rPr>
+        <w:t xml:space="preserve"> Господи, помилуй.</w:t>
+      </w:r>
+    </w:p>
+    <w:p>
+      <w:pPr>
+        <w:pStyle w:val="a"/>
+        <w:spacing w:after="120"/>
+      </w:pPr>
+      <w:r>
+        <w:rPr>
+          <w:rFonts w:ascii="Times New Roman" w:hAnsi="Times New Roman"/>
+          <w:color w:val="000000"/>
+          <w:sz w:val="24"/>
+        </w:rPr>
+        <w:t>Пресвяту, пречисту, преблагословенну, славну Владичицю нашу Богородицю і приснодіву Марію, з усіма святими пом'янувши, самі себе, і один одного, і все життя наше Христу Богові віддаймо.</w:t>
+      </w:r>
+    </w:p>
+    <w:p>
+      <w:pPr>
+        <w:pStyle w:val="a"/>
+        <w:spacing w:after="120"/>
+      </w:pPr>
+      <w:r>
+        <w:rPr>
+          <w:rFonts w:ascii="Times New Roman" w:hAnsi="Times New Roman"/>
+          <w:i/>
+          <w:color w:val="FF0000"/>
+          <w:sz w:val="24"/>
+        </w:rPr>
+        <w:t>Вірні:</w:t>
+      </w:r>
+      <w:r>
+        <w:rPr>
+          <w:rFonts w:ascii="Times New Roman" w:hAnsi="Times New Roman"/>
+          <w:color w:val="000000"/>
+          <w:sz w:val="24"/>
+        </w:rPr>
+        <w:t xml:space="preserve"> Тобі, Господи.</w:t>
+      </w:r>
+    </w:p>
+    <w:p>
+      <w:pPr>
+        <w:pStyle w:val="a"/>
+        <w:spacing w:after="120"/>
+      </w:pPr>
+      <w:r>
+        <w:rPr>
+          <w:rFonts w:ascii="Times New Roman" w:hAnsi="Times New Roman"/>
+          <w:sz w:val="24"/>
+          <w:u w:val="single"/>
+        </w:rPr>
+        <w:t>[Господи, Боже наш, що сонну неміч забрав від нас і покликав нас візванням святим, щоб і вночі підносити руки наші і прославляти тебе за справедливі твої присуди. Прийми благання наші, моління, визнавання, нічні служби і даруй нам, Боже, віру бездоганну, надію впевнену, любов нелицемірну. Благослови наші входи й виходи, вчинки, слова, діла й думки; і дай нам дочекатися початку дня, нам, що хвалять й оспівують, і благословлять добрість твоєї несказанної сили]</w:t>
+      </w:r>
+    </w:p>
+    <w:p>
+      <w:pPr>
+        <w:pStyle w:val="a"/>
+        <w:spacing w:after="120"/>
+      </w:pPr>
+      <w:r>
+        <w:rPr>
+          <w:rFonts w:ascii="Times New Roman" w:hAnsi="Times New Roman"/>
+          <w:i/>
+          <w:color w:val="FF0000"/>
+          <w:sz w:val="24"/>
+        </w:rPr>
+        <w:t>Священик:</w:t>
+      </w:r>
+      <w:r>
+        <w:rPr>
+          <w:rFonts w:ascii="Times New Roman" w:hAnsi="Times New Roman"/>
+          <w:i/>
+          <w:color w:val="FF0000"/>
+          <w:sz w:val="24"/>
+        </w:rPr>
+        <w:t xml:space="preserve"> </w:t>
+      </w:r>
+      <w:r>
+        <w:rPr>
+          <w:rFonts w:ascii="Times New Roman" w:hAnsi="Times New Roman"/>
+          <w:color w:val="000000"/>
+          <w:sz w:val="24"/>
+        </w:rPr>
+        <w:t>Бо Ти Бог наш і Тобі славу возсилаємо: Отцю, і Сину, і Святому Духові</w:t>
+      </w:r>
+      <w:r>
+        <w:rPr>
+          <w:rFonts w:ascii="Times New Roman" w:hAnsi="Times New Roman"/>
+          <w:sz w:val="24"/>
+        </w:rPr>
+        <w:t>, нині і повсякчас, і на віки віків.</w:t>
+      </w:r>
+    </w:p>
+    <w:p>
+      <w:pPr>
+        <w:pStyle w:val="a"/>
+        <w:spacing w:after="120"/>
+      </w:pPr>
+      <w:r>
+        <w:rPr>
+          <w:rFonts w:ascii="Times New Roman" w:hAnsi="Times New Roman"/>
+          <w:i/>
+          <w:color w:val="FF0000"/>
+          <w:sz w:val="24"/>
+        </w:rPr>
+        <w:t>Вірні:</w:t>
+      </w:r>
+      <w:r>
+        <w:rPr>
+          <w:rFonts w:ascii="Times New Roman" w:hAnsi="Times New Roman"/>
+          <w:color w:val="FF0000"/>
+          <w:sz w:val="24"/>
+        </w:rPr>
+        <w:t xml:space="preserve"> </w:t>
+      </w:r>
+      <w:r>
+        <w:rPr>
+          <w:rFonts w:ascii="Times New Roman" w:hAnsi="Times New Roman"/>
+          <w:sz w:val="24"/>
+        </w:rPr>
+        <w:t>Амінь.</w:t>
+      </w:r>
+    </w:p>
+    <w:p>
+      <w:pPr>
+        <w:pStyle w:val="Heading3"/>
+        <w:spacing w:after="120"/>
+        <w:jc w:val="center"/>
+      </w:pPr>
+      <w:r>
+        <w:rPr>
+          <w:rFonts w:ascii="Times New Roman" w:hAnsi="Times New Roman"/>
+          <w:i/>
+          <w:color w:val="FF0000"/>
+          <w:sz w:val="24"/>
+        </w:rPr>
+        <w:t>Пісня 4</w:t>
+      </w:r>
+    </w:p>
+    <w:p>
+      <w:pPr>
+        <w:pStyle w:val="a"/>
+        <w:spacing w:after="120"/>
+      </w:pPr>
+      <w:r>
+        <w:rPr>
+          <w:rFonts w:ascii="Times New Roman" w:hAnsi="Times New Roman"/>
+          <w:b/>
+          <w:i/>
+          <w:color w:val="FF0000"/>
+          <w:sz w:val="24"/>
+        </w:rPr>
+        <w:t>Ірмос (г. 2):</w:t>
+      </w:r>
+      <w:r>
+        <w:rPr>
+          <w:rFonts w:ascii="Times New Roman" w:hAnsi="Times New Roman"/>
+          <w:b/>
+          <w:i/>
+          <w:color w:val="FF0000"/>
+          <w:sz w:val="24"/>
+        </w:rPr>
+        <w:t xml:space="preserve"> </w:t>
+      </w:r>
+      <w:r>
+        <w:rPr>
+          <w:rFonts w:ascii="Times New Roman" w:hAnsi="Times New Roman"/>
+          <w:b/>
+          <w:color w:val="000000"/>
+          <w:sz w:val="24"/>
+        </w:rPr>
+        <w:t>Пророк, прозрівши Твоє Різдво від Діви, проповідуючи, взивав: почув слух Твій і убоявся, бо Ти прийшов, Христе від півдня, із гори святої, покритої зеленню.</w:t>
+      </w:r>
+    </w:p>
+    <w:p>
+      <w:pPr>
+        <w:pStyle w:val="a"/>
+        <w:spacing w:after="120"/>
+      </w:pPr>
+      <w:r>
+        <w:rPr>
+          <w:rFonts w:ascii="Times New Roman" w:hAnsi="Times New Roman"/>
+          <w:i/>
+          <w:color w:val="FF0000"/>
+          <w:sz w:val="24"/>
+        </w:rPr>
+        <w:t xml:space="preserve">Стих: </w:t>
+      </w:r>
+      <w:r>
+        <w:rPr>
+          <w:rFonts w:ascii="Times New Roman" w:hAnsi="Times New Roman"/>
+          <w:sz w:val="24"/>
+          <w:u w:val="single"/>
+        </w:rPr>
+        <w:t>Усі святі, моліть Бога за нас.</w:t>
+      </w:r>
+    </w:p>
+    <w:p>
+      <w:pPr>
+        <w:pStyle w:val="a"/>
+        <w:spacing w:after="120"/>
+      </w:pPr>
+      <w:r>
+        <w:rPr>
+          <w:rFonts w:ascii="Times New Roman" w:hAnsi="Times New Roman"/>
+          <w:color w:val="000000"/>
+          <w:sz w:val="24"/>
+        </w:rPr>
+        <w:t>Ви, страстотерпці славні, добре уподібнилися стражданням Христовим, у великих муках радувалися, сподіваючись на вічну нагороду, яку одержавши, завжди блаженствуєте.</w:t>
+      </w:r>
+    </w:p>
+    <w:p>
+      <w:pPr>
+        <w:pStyle w:val="a"/>
+        <w:spacing w:after="120"/>
+      </w:pPr>
+      <w:r>
+        <w:rPr>
+          <w:rFonts w:ascii="Times New Roman" w:hAnsi="Times New Roman"/>
+          <w:i/>
+          <w:color w:val="FF0000"/>
+          <w:sz w:val="24"/>
+        </w:rPr>
+        <w:t xml:space="preserve">Стих: </w:t>
+      </w:r>
+      <w:r>
+        <w:rPr>
+          <w:rFonts w:ascii="Times New Roman" w:hAnsi="Times New Roman"/>
+          <w:sz w:val="24"/>
+          <w:u w:val="single"/>
+        </w:rPr>
+        <w:t>Усі святі, моліть Бога за нас.</w:t>
+      </w:r>
+    </w:p>
+    <w:p>
+      <w:pPr>
+        <w:pStyle w:val="a"/>
+        <w:spacing w:after="120"/>
+      </w:pPr>
+      <w:r>
+        <w:rPr>
+          <w:rFonts w:ascii="Times New Roman" w:hAnsi="Times New Roman"/>
+          <w:color w:val="000000"/>
+          <w:sz w:val="24"/>
+        </w:rPr>
+        <w:t>Керуючись законами Духа, ви, святителі, були премудрими пастирями людей, як добрі керманичі на божественній ниві, і, відійшовши від житейської суєти, перейшли до тихого життя.</w:t>
+      </w:r>
+    </w:p>
+    <w:p>
+      <w:pPr>
+        <w:pStyle w:val="a"/>
+        <w:spacing w:after="120"/>
+      </w:pPr>
+      <w:r>
+        <w:rPr>
+          <w:rFonts w:ascii="Times New Roman" w:hAnsi="Times New Roman"/>
+          <w:i/>
+          <w:color w:val="FF0000"/>
+          <w:sz w:val="24"/>
+        </w:rPr>
+        <w:t xml:space="preserve">Стих: </w:t>
+      </w:r>
+      <w:r>
+        <w:rPr>
+          <w:rFonts w:ascii="Times New Roman" w:hAnsi="Times New Roman"/>
+          <w:sz w:val="24"/>
+          <w:u w:val="single"/>
+        </w:rPr>
+        <w:t>Усі святі, моліть Бога за нас.</w:t>
+      </w:r>
+    </w:p>
+    <w:p>
+      <w:pPr>
+        <w:pStyle w:val="a"/>
+        <w:spacing w:after="120"/>
+      </w:pPr>
+      <w:r>
+        <w:rPr>
+          <w:rFonts w:ascii="Times New Roman" w:hAnsi="Times New Roman"/>
+          <w:color w:val="000000"/>
+          <w:sz w:val="24"/>
+        </w:rPr>
+        <w:t>Ви, преподобні отці, були на землі як подорожні, дбаючи про ваше життя на небесах, як написано, вгамувавши плотські пристрасті подвигом стриманості силою Христовою.</w:t>
+      </w:r>
+    </w:p>
+    <w:p>
+      <w:pPr>
+        <w:pStyle w:val="a"/>
+        <w:spacing w:after="120"/>
+      </w:pPr>
+      <w:r>
+        <w:rPr>
+          <w:rFonts w:ascii="Times New Roman" w:hAnsi="Times New Roman"/>
+          <w:i/>
+          <w:color w:val="FF0000"/>
+          <w:sz w:val="24"/>
+        </w:rPr>
+        <w:t xml:space="preserve">Стих: </w:t>
+      </w:r>
+      <w:r>
+        <w:rPr>
+          <w:rFonts w:ascii="Times New Roman" w:hAnsi="Times New Roman"/>
+          <w:sz w:val="24"/>
+          <w:u w:val="single"/>
+        </w:rPr>
+        <w:t>Усі святі, моліть Бога за нас.</w:t>
+      </w:r>
+    </w:p>
+    <w:p>
+      <w:pPr>
+        <w:pStyle w:val="a"/>
+        <w:spacing w:after="120"/>
+      </w:pPr>
+      <w:r>
+        <w:rPr>
+          <w:rFonts w:ascii="Times New Roman" w:hAnsi="Times New Roman"/>
+          <w:color w:val="000000"/>
+          <w:sz w:val="24"/>
+        </w:rPr>
+        <w:t>Тих, кого Ти, Владико, взяв від тимчасового життя — незліченну кількість, що послужили Тобі, Слове, у православній вірі, до всіх спасенних приєднавши, сподоби вічного життя.</w:t>
+      </w:r>
+    </w:p>
+    <w:p>
+      <w:pPr>
+        <w:pStyle w:val="a"/>
+        <w:spacing w:after="120"/>
+      </w:pPr>
+      <w:r>
+        <w:rPr>
+          <w:rFonts w:ascii="Times New Roman" w:hAnsi="Times New Roman"/>
+          <w:b/>
+          <w:color w:val="000000"/>
+          <w:sz w:val="24"/>
+        </w:rPr>
+        <w:t xml:space="preserve">Слава: </w:t>
+      </w:r>
+      <w:r>
+        <w:rPr>
+          <w:rFonts w:ascii="Times New Roman" w:hAnsi="Times New Roman"/>
+          <w:color w:val="000000"/>
+          <w:sz w:val="24"/>
+        </w:rPr>
+        <w:t xml:space="preserve">Божественної мертвості бажаючи і воістину дбаючи про безкінечне життя, чесні </w:t>
+      </w:r>
+      <w:r>
+        <w:rPr>
+          <w:rFonts w:ascii="Times New Roman" w:hAnsi="Times New Roman"/>
+          <w:color w:val="000000"/>
+          <w:sz w:val="24"/>
+        </w:rPr>
+        <w:t>жони</w:t>
+      </w:r>
+      <w:r>
+        <w:rPr>
+          <w:rFonts w:ascii="Times New Roman" w:hAnsi="Times New Roman"/>
+          <w:color w:val="000000"/>
+          <w:sz w:val="24"/>
+        </w:rPr>
+        <w:t xml:space="preserve"> </w:t>
+      </w:r>
+      <w:r>
+        <w:rPr>
+          <w:rFonts w:ascii="Times New Roman" w:hAnsi="Times New Roman"/>
+          <w:color w:val="000000"/>
+          <w:sz w:val="24"/>
+        </w:rPr>
+        <w:t>сподобились</w:t>
+      </w:r>
+      <w:r>
+        <w:rPr>
+          <w:rFonts w:ascii="Times New Roman" w:hAnsi="Times New Roman"/>
+          <w:color w:val="000000"/>
+          <w:sz w:val="24"/>
+        </w:rPr>
+        <w:t xml:space="preserve"> його через Тебе, Пречиста Владичице Богородице, благаючи за нас Сина Твого і Бога нашого.</w:t>
+      </w:r>
+    </w:p>
+    <w:p>
+      <w:pPr>
+        <w:pStyle w:val="a"/>
+        <w:spacing w:after="120"/>
+      </w:pPr>
+      <w:r>
+        <w:rPr>
+          <w:rFonts w:ascii="Times New Roman" w:hAnsi="Times New Roman"/>
+          <w:b/>
+          <w:color w:val="000000"/>
+          <w:sz w:val="24"/>
+        </w:rPr>
+        <w:t xml:space="preserve">І нині: </w:t>
+      </w:r>
+      <w:r>
+        <w:rPr>
+          <w:rFonts w:ascii="Times New Roman" w:hAnsi="Times New Roman"/>
+          <w:i/>
+          <w:color w:val="FF0000"/>
+          <w:sz w:val="24"/>
+        </w:rPr>
+        <w:t xml:space="preserve">Богородичний: </w:t>
+      </w:r>
+      <w:r>
+        <w:rPr>
+          <w:rFonts w:ascii="Times New Roman" w:hAnsi="Times New Roman"/>
+          <w:color w:val="000000"/>
+          <w:sz w:val="24"/>
+        </w:rPr>
+        <w:t>Гору, покриту чеснотами, бачив Тебе, Богородице, пророк Авакум, з Якої невимовно явився Бог, який покрив чеснотами небеса і спас від тління рід людський.</w:t>
+      </w:r>
+    </w:p>
+    <w:p>
+      <w:pPr>
+        <w:pStyle w:val="Heading3"/>
+        <w:spacing w:after="120"/>
+        <w:jc w:val="center"/>
+      </w:pPr>
+      <w:r>
+        <w:rPr>
+          <w:rFonts w:ascii="Times New Roman" w:hAnsi="Times New Roman"/>
+          <w:i/>
+          <w:color w:val="FF0000"/>
+          <w:sz w:val="24"/>
+        </w:rPr>
+        <w:t>Пісня 5</w:t>
+      </w:r>
+    </w:p>
+    <w:p>
+      <w:pPr>
+        <w:pStyle w:val="a"/>
+        <w:spacing w:after="120"/>
+      </w:pPr>
+      <w:r>
+        <w:rPr>
+          <w:rFonts w:ascii="Times New Roman" w:hAnsi="Times New Roman"/>
+          <w:b/>
+          <w:i/>
+          <w:color w:val="FF0000"/>
+          <w:sz w:val="24"/>
+        </w:rPr>
+        <w:t>Ірмос (г. 2):</w:t>
+      </w:r>
+      <w:r>
+        <w:rPr>
+          <w:rFonts w:ascii="Times New Roman" w:hAnsi="Times New Roman"/>
+          <w:b/>
+          <w:i/>
+          <w:color w:val="FF0000"/>
+          <w:sz w:val="24"/>
+        </w:rPr>
+        <w:t xml:space="preserve"> </w:t>
+      </w:r>
+      <w:r>
+        <w:rPr>
+          <w:rFonts w:ascii="Times New Roman" w:hAnsi="Times New Roman"/>
+          <w:b/>
+          <w:color w:val="000000"/>
+          <w:sz w:val="24"/>
+        </w:rPr>
+        <w:t>Морок душі моєї, Спасе мій, розігнавши, світлом заповідей Твоїх просвіти мене, як єдиний Цар миру.</w:t>
+      </w:r>
+    </w:p>
+    <w:p>
+      <w:pPr>
+        <w:pStyle w:val="a"/>
+        <w:spacing w:after="120"/>
+      </w:pPr>
+      <w:r>
+        <w:rPr>
+          <w:rFonts w:ascii="Times New Roman" w:hAnsi="Times New Roman"/>
+          <w:i/>
+          <w:color w:val="FF0000"/>
+          <w:sz w:val="24"/>
+        </w:rPr>
+        <w:t xml:space="preserve">Стих: </w:t>
+      </w:r>
+      <w:r>
+        <w:rPr>
+          <w:rFonts w:ascii="Times New Roman" w:hAnsi="Times New Roman"/>
+          <w:sz w:val="24"/>
+          <w:u w:val="single"/>
+        </w:rPr>
+        <w:t>Усі святі, моліть Бога за нас.</w:t>
+      </w:r>
+    </w:p>
+    <w:p>
+      <w:pPr>
+        <w:pStyle w:val="a"/>
+        <w:spacing w:after="120"/>
+      </w:pPr>
+      <w:r>
+        <w:rPr>
+          <w:rFonts w:ascii="Times New Roman" w:hAnsi="Times New Roman"/>
+          <w:color w:val="000000"/>
+          <w:sz w:val="24"/>
+        </w:rPr>
+        <w:t>Полюбивши Тебе, Щедрий, і зненавидівши все мирське, мужні мученики пішли на страждання, зневаживши плоть.</w:t>
+      </w:r>
+    </w:p>
+    <w:p>
+      <w:pPr>
+        <w:pStyle w:val="a"/>
+        <w:spacing w:after="120"/>
+      </w:pPr>
+      <w:r>
+        <w:rPr>
+          <w:rFonts w:ascii="Times New Roman" w:hAnsi="Times New Roman"/>
+          <w:i/>
+          <w:color w:val="FF0000"/>
+          <w:sz w:val="24"/>
+        </w:rPr>
+        <w:t xml:space="preserve">Стих: </w:t>
+      </w:r>
+      <w:r>
+        <w:rPr>
+          <w:rFonts w:ascii="Times New Roman" w:hAnsi="Times New Roman"/>
+          <w:sz w:val="24"/>
+          <w:u w:val="single"/>
+        </w:rPr>
+        <w:t>Усі святі, моліть Бога за нас.</w:t>
+      </w:r>
+    </w:p>
+    <w:p>
+      <w:pPr>
+        <w:pStyle w:val="a"/>
+        <w:spacing w:after="120"/>
+      </w:pPr>
+      <w:r>
+        <w:rPr>
+          <w:rFonts w:ascii="Times New Roman" w:hAnsi="Times New Roman"/>
+          <w:color w:val="000000"/>
+          <w:sz w:val="24"/>
+        </w:rPr>
+        <w:t xml:space="preserve">Святителі, пророки, преподобні </w:t>
+      </w:r>
+      <w:r>
+        <w:rPr>
+          <w:rFonts w:ascii="Times New Roman" w:hAnsi="Times New Roman"/>
+          <w:color w:val="000000"/>
+          <w:sz w:val="24"/>
+        </w:rPr>
+        <w:t>богоносці</w:t>
+      </w:r>
+      <w:r>
+        <w:rPr>
+          <w:rFonts w:ascii="Times New Roman" w:hAnsi="Times New Roman"/>
+          <w:color w:val="000000"/>
+          <w:sz w:val="24"/>
+        </w:rPr>
+        <w:t>, ви духовним промінням просвіщаєте світ, розганяючи темряву пристрастей.</w:t>
+      </w:r>
+    </w:p>
+    <w:p>
+      <w:pPr>
+        <w:pStyle w:val="a"/>
+        <w:spacing w:after="120"/>
+      </w:pPr>
+      <w:r>
+        <w:rPr>
+          <w:rFonts w:ascii="Times New Roman" w:hAnsi="Times New Roman"/>
+          <w:i/>
+          <w:color w:val="FF0000"/>
+          <w:sz w:val="24"/>
+        </w:rPr>
+        <w:t xml:space="preserve">Стих: </w:t>
+      </w:r>
+      <w:r>
+        <w:rPr>
+          <w:rFonts w:ascii="Times New Roman" w:hAnsi="Times New Roman"/>
+          <w:sz w:val="24"/>
+          <w:u w:val="single"/>
+        </w:rPr>
+        <w:t>Усі святі, моліть Бога за нас.</w:t>
+      </w:r>
+    </w:p>
+    <w:p>
+      <w:pPr>
+        <w:pStyle w:val="a"/>
+        <w:spacing w:after="120"/>
+      </w:pPr>
+      <w:r>
+        <w:rPr>
+          <w:rFonts w:ascii="Times New Roman" w:hAnsi="Times New Roman"/>
+          <w:color w:val="000000"/>
+          <w:sz w:val="24"/>
+        </w:rPr>
+        <w:t xml:space="preserve">Преподобні отці, пророки, і святителі, і преславні </w:t>
+      </w:r>
+      <w:r>
+        <w:rPr>
+          <w:rFonts w:ascii="Times New Roman" w:hAnsi="Times New Roman"/>
+          <w:color w:val="000000"/>
+          <w:sz w:val="24"/>
+        </w:rPr>
+        <w:t>жони</w:t>
+      </w:r>
+      <w:r>
+        <w:rPr>
+          <w:rFonts w:ascii="Times New Roman" w:hAnsi="Times New Roman"/>
+          <w:color w:val="000000"/>
+          <w:sz w:val="24"/>
+        </w:rPr>
+        <w:t xml:space="preserve"> за нас до Тебе, Владики всіх, моляться тепло.</w:t>
+      </w:r>
+    </w:p>
+    <w:p>
+      <w:pPr>
+        <w:pStyle w:val="a"/>
+        <w:spacing w:after="120"/>
+      </w:pPr>
+      <w:r>
+        <w:rPr>
+          <w:rFonts w:ascii="Times New Roman" w:hAnsi="Times New Roman"/>
+          <w:b/>
+          <w:color w:val="000000"/>
+          <w:sz w:val="24"/>
+        </w:rPr>
+        <w:t xml:space="preserve">Слава: </w:t>
+      </w:r>
+      <w:r>
+        <w:rPr>
+          <w:rFonts w:ascii="Times New Roman" w:hAnsi="Times New Roman"/>
+          <w:color w:val="000000"/>
+          <w:sz w:val="24"/>
+        </w:rPr>
+        <w:t>Молимо Тебе, Слове, тих, кого Ти прийняв, приєднай до собору обраних Твоїх і покажи їх спільниками кращого життя.</w:t>
+      </w:r>
+    </w:p>
+    <w:p>
+      <w:pPr>
+        <w:pStyle w:val="a"/>
+        <w:spacing w:after="120"/>
+      </w:pPr>
+      <w:r>
+        <w:rPr>
+          <w:rFonts w:ascii="Times New Roman" w:hAnsi="Times New Roman"/>
+          <w:b/>
+          <w:color w:val="000000"/>
+          <w:sz w:val="24"/>
+        </w:rPr>
+        <w:t xml:space="preserve">І нині: </w:t>
+      </w:r>
+      <w:r>
+        <w:rPr>
+          <w:rFonts w:ascii="Times New Roman" w:hAnsi="Times New Roman"/>
+          <w:i/>
+          <w:color w:val="FF0000"/>
+          <w:sz w:val="24"/>
+        </w:rPr>
+        <w:t xml:space="preserve">Богородичний: </w:t>
+      </w:r>
+      <w:r>
+        <w:rPr>
+          <w:rFonts w:ascii="Times New Roman" w:hAnsi="Times New Roman"/>
+          <w:color w:val="000000"/>
+          <w:sz w:val="24"/>
+        </w:rPr>
+        <w:t>Пречиста, Діво Мати, похвала мучеників і преподобних, і праведних, визволи нас від усяких мук лукавого.</w:t>
+      </w:r>
+    </w:p>
+    <w:p>
+      <w:pPr>
+        <w:pStyle w:val="Heading3"/>
+        <w:spacing w:after="120"/>
+        <w:jc w:val="center"/>
+      </w:pPr>
+      <w:r>
+        <w:rPr>
+          <w:rFonts w:ascii="Times New Roman" w:hAnsi="Times New Roman"/>
+          <w:i/>
+          <w:color w:val="FF0000"/>
+          <w:sz w:val="24"/>
+        </w:rPr>
+        <w:t>Пісня 6</w:t>
+      </w:r>
+    </w:p>
+    <w:p>
+      <w:pPr>
+        <w:pStyle w:val="a"/>
+        <w:spacing w:after="120"/>
+      </w:pPr>
+      <w:r>
+        <w:rPr>
+          <w:rFonts w:ascii="Times New Roman" w:hAnsi="Times New Roman"/>
+          <w:b/>
+          <w:i/>
+          <w:color w:val="FF0000"/>
+          <w:sz w:val="24"/>
+        </w:rPr>
+        <w:t>Ірмос (г. 2):</w:t>
+      </w:r>
+      <w:r>
+        <w:rPr>
+          <w:rFonts w:ascii="Times New Roman" w:hAnsi="Times New Roman"/>
+          <w:b/>
+          <w:i/>
+          <w:color w:val="FF0000"/>
+          <w:sz w:val="24"/>
+        </w:rPr>
+        <w:t xml:space="preserve"> </w:t>
+      </w:r>
+      <w:r>
+        <w:rPr>
+          <w:rFonts w:ascii="Times New Roman" w:hAnsi="Times New Roman"/>
+          <w:b/>
+          <w:color w:val="000000"/>
+          <w:sz w:val="24"/>
+        </w:rPr>
+        <w:t>У глибині гріховній знаходжусь я, Спасе, і в безодні житейській; але як Йону від звіра, і мене від пристрастей визволи і спаси мене.</w:t>
+      </w:r>
+    </w:p>
+    <w:p>
+      <w:pPr>
+        <w:pStyle w:val="a"/>
+        <w:spacing w:after="120"/>
+      </w:pPr>
+      <w:r>
+        <w:rPr>
+          <w:rFonts w:ascii="Times New Roman" w:hAnsi="Times New Roman"/>
+          <w:i/>
+          <w:color w:val="FF0000"/>
+          <w:sz w:val="24"/>
+        </w:rPr>
+        <w:t xml:space="preserve">Стих: </w:t>
+      </w:r>
+      <w:r>
+        <w:rPr>
+          <w:rFonts w:ascii="Times New Roman" w:hAnsi="Times New Roman"/>
+          <w:sz w:val="24"/>
+          <w:u w:val="single"/>
+        </w:rPr>
+        <w:t>Усі святі, моліть Бога за нас.</w:t>
+      </w:r>
+    </w:p>
+    <w:p>
+      <w:pPr>
+        <w:pStyle w:val="a"/>
+        <w:spacing w:after="120"/>
+      </w:pPr>
+      <w:r>
+        <w:rPr>
+          <w:rFonts w:ascii="Times New Roman" w:hAnsi="Times New Roman"/>
+          <w:color w:val="000000"/>
+          <w:sz w:val="24"/>
+        </w:rPr>
+        <w:t>Кріпкістю</w:t>
+      </w:r>
+      <w:r>
+        <w:rPr>
+          <w:rFonts w:ascii="Times New Roman" w:hAnsi="Times New Roman"/>
+          <w:color w:val="000000"/>
+          <w:sz w:val="24"/>
+        </w:rPr>
+        <w:t xml:space="preserve"> серця страстотерпці ополчилися проти ворога, його подолали і прийняли вінці від Бога; і нині тепло моляться за всіх </w:t>
+      </w:r>
+      <w:r>
+        <w:rPr>
+          <w:rFonts w:ascii="Times New Roman" w:hAnsi="Times New Roman"/>
+          <w:color w:val="000000"/>
+          <w:sz w:val="24"/>
+        </w:rPr>
+        <w:t>земнородних</w:t>
+      </w:r>
+      <w:r>
+        <w:rPr>
+          <w:rFonts w:ascii="Times New Roman" w:hAnsi="Times New Roman"/>
+          <w:color w:val="000000"/>
+          <w:sz w:val="24"/>
+        </w:rPr>
+        <w:t>.</w:t>
+      </w:r>
+    </w:p>
+    <w:p>
+      <w:pPr>
+        <w:pStyle w:val="a"/>
+        <w:spacing w:after="120"/>
+      </w:pPr>
+      <w:r>
+        <w:rPr>
+          <w:rFonts w:ascii="Times New Roman" w:hAnsi="Times New Roman"/>
+          <w:i/>
+          <w:color w:val="FF0000"/>
+          <w:sz w:val="24"/>
+        </w:rPr>
+        <w:t xml:space="preserve">Стих: </w:t>
+      </w:r>
+      <w:r>
+        <w:rPr>
+          <w:rFonts w:ascii="Times New Roman" w:hAnsi="Times New Roman"/>
+          <w:sz w:val="24"/>
+          <w:u w:val="single"/>
+        </w:rPr>
+        <w:t>Усі святі, моліть Бога за нас.</w:t>
+      </w:r>
+    </w:p>
+    <w:p>
+      <w:pPr>
+        <w:pStyle w:val="a"/>
+        <w:spacing w:after="120"/>
+      </w:pPr>
+      <w:r>
+        <w:rPr>
+          <w:rFonts w:ascii="Times New Roman" w:hAnsi="Times New Roman"/>
+          <w:color w:val="000000"/>
+          <w:sz w:val="24"/>
+        </w:rPr>
+        <w:t xml:space="preserve">Божих святителів ушануймо вірно і преподобних Його </w:t>
+      </w:r>
+      <w:r>
+        <w:rPr>
+          <w:rFonts w:ascii="Times New Roman" w:hAnsi="Times New Roman"/>
+          <w:color w:val="000000"/>
+          <w:sz w:val="24"/>
+        </w:rPr>
+        <w:t>ублажімо</w:t>
+      </w:r>
+      <w:r>
+        <w:rPr>
+          <w:rFonts w:ascii="Times New Roman" w:hAnsi="Times New Roman"/>
+          <w:color w:val="000000"/>
+          <w:sz w:val="24"/>
+        </w:rPr>
+        <w:t>, спасаючись їхніми молитвами від усякого гніву, і скорботи, і ворожих підступів.</w:t>
+      </w:r>
+    </w:p>
+    <w:p>
+      <w:pPr>
+        <w:pStyle w:val="a"/>
+        <w:spacing w:after="120"/>
+      </w:pPr>
+      <w:r>
+        <w:rPr>
+          <w:rFonts w:ascii="Times New Roman" w:hAnsi="Times New Roman"/>
+          <w:i/>
+          <w:color w:val="FF0000"/>
+          <w:sz w:val="24"/>
+        </w:rPr>
+        <w:t xml:space="preserve">Стих: </w:t>
+      </w:r>
+      <w:r>
+        <w:rPr>
+          <w:rFonts w:ascii="Times New Roman" w:hAnsi="Times New Roman"/>
+          <w:sz w:val="24"/>
+          <w:u w:val="single"/>
+        </w:rPr>
+        <w:t>Усі святі, моліть Бога за нас.</w:t>
+      </w:r>
+    </w:p>
+    <w:p>
+      <w:pPr>
+        <w:pStyle w:val="a"/>
+        <w:spacing w:after="120"/>
+      </w:pPr>
+      <w:r>
+        <w:rPr>
+          <w:rFonts w:ascii="Times New Roman" w:hAnsi="Times New Roman"/>
+          <w:color w:val="000000"/>
+          <w:sz w:val="24"/>
+        </w:rPr>
+        <w:t xml:space="preserve">Постраждав собор святих </w:t>
+      </w:r>
+      <w:r>
+        <w:rPr>
+          <w:rFonts w:ascii="Times New Roman" w:hAnsi="Times New Roman"/>
+          <w:color w:val="000000"/>
+          <w:sz w:val="24"/>
+        </w:rPr>
+        <w:t>жон</w:t>
+      </w:r>
+      <w:r>
+        <w:rPr>
+          <w:rFonts w:ascii="Times New Roman" w:hAnsi="Times New Roman"/>
+          <w:color w:val="000000"/>
+          <w:sz w:val="24"/>
+        </w:rPr>
+        <w:t>, і в пості догодив Богові, і одержав Царство Небесне; їхніми молитвами ущедри, Боже, Твій світ.</w:t>
+      </w:r>
+    </w:p>
+    <w:p>
+      <w:pPr>
+        <w:pStyle w:val="a"/>
+        <w:spacing w:after="120"/>
+      </w:pPr>
+      <w:r>
+        <w:rPr>
+          <w:rFonts w:ascii="Times New Roman" w:hAnsi="Times New Roman"/>
+          <w:b/>
+          <w:color w:val="000000"/>
+          <w:sz w:val="24"/>
+        </w:rPr>
+        <w:t xml:space="preserve">Слава: </w:t>
+      </w:r>
+      <w:r>
+        <w:rPr>
+          <w:rFonts w:ascii="Times New Roman" w:hAnsi="Times New Roman"/>
+          <w:color w:val="000000"/>
+          <w:sz w:val="24"/>
+        </w:rPr>
+        <w:t xml:space="preserve">Ти, Життєдавче Христе, створив людину із землі, упокой тих, кого </w:t>
+      </w:r>
+      <w:r>
+        <w:rPr>
+          <w:rFonts w:ascii="Times New Roman" w:hAnsi="Times New Roman"/>
+          <w:color w:val="000000"/>
+          <w:sz w:val="24"/>
+        </w:rPr>
+        <w:t>преставив</w:t>
+      </w:r>
+      <w:r>
+        <w:rPr>
+          <w:rFonts w:ascii="Times New Roman" w:hAnsi="Times New Roman"/>
+          <w:color w:val="000000"/>
+          <w:sz w:val="24"/>
+        </w:rPr>
+        <w:t xml:space="preserve"> від нас, подаючи їм прощення гріхів, як Милосердний і Чоловіколюбець.</w:t>
+      </w:r>
+    </w:p>
+    <w:p>
+      <w:pPr>
+        <w:pStyle w:val="a"/>
+        <w:spacing w:after="120"/>
+      </w:pPr>
+      <w:r>
+        <w:rPr>
+          <w:rFonts w:ascii="Times New Roman" w:hAnsi="Times New Roman"/>
+          <w:b/>
+          <w:color w:val="000000"/>
+          <w:sz w:val="24"/>
+        </w:rPr>
+        <w:t xml:space="preserve">І нині: </w:t>
+      </w:r>
+      <w:r>
+        <w:rPr>
+          <w:rFonts w:ascii="Times New Roman" w:hAnsi="Times New Roman"/>
+          <w:i/>
+          <w:color w:val="FF0000"/>
+          <w:sz w:val="24"/>
+        </w:rPr>
+        <w:t xml:space="preserve">Богородичний: </w:t>
+      </w:r>
+      <w:r>
+        <w:rPr>
+          <w:rFonts w:ascii="Times New Roman" w:hAnsi="Times New Roman"/>
+          <w:color w:val="000000"/>
+          <w:sz w:val="24"/>
+        </w:rPr>
+        <w:t>Пресвятая</w:t>
+      </w:r>
+      <w:r>
+        <w:rPr>
+          <w:rFonts w:ascii="Times New Roman" w:hAnsi="Times New Roman"/>
+          <w:color w:val="000000"/>
+          <w:sz w:val="24"/>
+        </w:rPr>
+        <w:t xml:space="preserve"> Богородице, освяти наші помисли, і укріпи розум, і спаси нас від стріл лукавого неуражен</w:t>
+      </w:r>
+      <w:r>
+        <w:rPr>
+          <w:rFonts w:ascii="Times New Roman" w:hAnsi="Times New Roman"/>
+          <w:sz w:val="24"/>
+        </w:rPr>
+        <w:t>и</w:t>
+      </w:r>
+      <w:r>
+        <w:rPr>
+          <w:rFonts w:ascii="Times New Roman" w:hAnsi="Times New Roman"/>
+          <w:color w:val="000000"/>
+          <w:sz w:val="24"/>
+        </w:rPr>
+        <w:t xml:space="preserve">ми, що прославляємо Твою, </w:t>
+      </w:r>
+      <w:r>
+        <w:rPr>
+          <w:rFonts w:ascii="Times New Roman" w:hAnsi="Times New Roman"/>
+          <w:color w:val="000000"/>
+          <w:sz w:val="24"/>
+        </w:rPr>
+        <w:t>Всеславна</w:t>
+      </w:r>
+      <w:r>
+        <w:rPr>
+          <w:rFonts w:ascii="Times New Roman" w:hAnsi="Times New Roman"/>
+          <w:color w:val="000000"/>
+          <w:sz w:val="24"/>
+        </w:rPr>
+        <w:t>, велич.</w:t>
+      </w:r>
+    </w:p>
+    <w:p>
+      <w:pPr>
+        <w:pStyle w:val="Heading3"/>
+        <w:spacing w:after="120"/>
+        <w:jc w:val="center"/>
+      </w:pPr>
+      <w:r>
+        <w:rPr>
+          <w:rFonts w:ascii="Times New Roman" w:hAnsi="Times New Roman"/>
+          <w:b/>
+          <w:i/>
+          <w:color w:val="FF0000"/>
+          <w:sz w:val="24"/>
+        </w:rPr>
+        <w:t>Мала єктенія</w:t>
+      </w:r>
+    </w:p>
+    <w:p>
+      <w:pPr>
+        <w:pStyle w:val="a"/>
+        <w:spacing w:after="120"/>
+      </w:pPr>
+      <w:r>
+        <w:rPr>
+          <w:rFonts w:ascii="Times New Roman" w:hAnsi="Times New Roman"/>
+          <w:color w:val="000000"/>
+          <w:sz w:val="24"/>
+        </w:rPr>
+        <w:t>Ще і ще в мирі Господеві помолімся.</w:t>
+      </w:r>
+    </w:p>
+    <w:p>
+      <w:pPr>
+        <w:pStyle w:val="a"/>
+        <w:spacing w:after="120"/>
+      </w:pPr>
+      <w:r>
+        <w:rPr>
+          <w:rFonts w:ascii="Times New Roman" w:hAnsi="Times New Roman"/>
+          <w:i/>
+          <w:color w:val="FF0000"/>
+          <w:sz w:val="24"/>
+        </w:rPr>
+        <w:t>Вірні:</w:t>
+      </w:r>
+      <w:r>
+        <w:rPr>
+          <w:rFonts w:ascii="Times New Roman" w:hAnsi="Times New Roman"/>
+          <w:color w:val="000000"/>
+          <w:sz w:val="24"/>
+        </w:rPr>
+        <w:t xml:space="preserve"> Господи, помилуй.</w:t>
+      </w:r>
+    </w:p>
+    <w:p>
+      <w:pPr>
+        <w:pStyle w:val="a"/>
+        <w:spacing w:after="120"/>
+      </w:pPr>
+      <w:r>
+        <w:rPr>
+          <w:rFonts w:ascii="Times New Roman" w:hAnsi="Times New Roman"/>
+          <w:color w:val="000000"/>
+          <w:sz w:val="24"/>
+        </w:rPr>
+        <w:t>Заступи, спаси, помилуй і охорони нас, Боже, твоєю благодаттю.</w:t>
+      </w:r>
+    </w:p>
+    <w:p>
+      <w:pPr>
+        <w:pStyle w:val="a"/>
+        <w:spacing w:after="120"/>
+      </w:pPr>
+      <w:r>
+        <w:rPr>
+          <w:rFonts w:ascii="Times New Roman" w:hAnsi="Times New Roman"/>
+          <w:i/>
+          <w:color w:val="FF0000"/>
+          <w:sz w:val="24"/>
+        </w:rPr>
+        <w:t>Вірні:</w:t>
+      </w:r>
+      <w:r>
+        <w:rPr>
+          <w:rFonts w:ascii="Times New Roman" w:hAnsi="Times New Roman"/>
+          <w:color w:val="000000"/>
+          <w:sz w:val="24"/>
+        </w:rPr>
+        <w:t xml:space="preserve"> Господи, помилуй.</w:t>
+      </w:r>
+    </w:p>
+    <w:p>
+      <w:pPr>
+        <w:pStyle w:val="a"/>
+        <w:spacing w:after="120"/>
+      </w:pPr>
+      <w:r>
+        <w:rPr>
+          <w:rFonts w:ascii="Times New Roman" w:hAnsi="Times New Roman"/>
+          <w:color w:val="000000"/>
+          <w:sz w:val="24"/>
+        </w:rPr>
+        <w:t>Пресвяту, пречисту, преблагословенну, славну Владичицю нашу Богородицю і приснодіву Марію, з усіма святими пом'янувши, самі себе, і один одного, і все життя наше Христу Богові віддаймо.</w:t>
+      </w:r>
+    </w:p>
+    <w:p>
+      <w:pPr>
+        <w:pStyle w:val="a"/>
+        <w:spacing w:after="120"/>
+      </w:pPr>
+      <w:r>
+        <w:rPr>
+          <w:rFonts w:ascii="Times New Roman" w:hAnsi="Times New Roman"/>
+          <w:i/>
+          <w:color w:val="FF0000"/>
+          <w:sz w:val="24"/>
+        </w:rPr>
+        <w:t>Вірні:</w:t>
+      </w:r>
+      <w:r>
+        <w:rPr>
+          <w:rFonts w:ascii="Times New Roman" w:hAnsi="Times New Roman"/>
+          <w:color w:val="000000"/>
+          <w:sz w:val="24"/>
+        </w:rPr>
+        <w:t xml:space="preserve"> Тобі, Господи.</w:t>
+      </w:r>
+    </w:p>
+    <w:p>
+      <w:pPr>
+        <w:pStyle w:val="a"/>
+        <w:spacing w:after="120"/>
+      </w:pPr>
+      <w:r>
+        <w:rPr>
+          <w:rFonts w:ascii="Times New Roman" w:hAnsi="Times New Roman"/>
+          <w:sz w:val="24"/>
+          <w:u w:val="single"/>
+        </w:rPr>
+        <w:t>[Дякуємо тобі, Господи, Боже спасіння нашого, бо ти все робиш для добра життя нашого, щоб ми завжди на тебе споглядали, Спасителю й Доброчинцю душ наших. Бо ти дав спокій нам у час минулої ночі й підвів нас, щоб ми поклонялися величному імені твоєму. Тому молимо тебе, Господи: Дай нам ласку й силу, щоб ми стали гідними співати тобі розумно й молитися безупинно та в страсі і тремтінні над нашим спасінням працювали, при заступництві Христа твого. Пом'яни, Господи, і тих, що вночі до тебе кличуть. Вислухай їх і помилуй, і круши під ноги їх невидимих і войовничих ворогів.]</w:t>
+      </w:r>
+    </w:p>
+    <w:p>
+      <w:pPr>
+        <w:pStyle w:val="a"/>
+        <w:spacing w:after="120"/>
+      </w:pPr>
+      <w:r>
+        <w:rPr>
+          <w:rFonts w:ascii="Times New Roman" w:hAnsi="Times New Roman"/>
+          <w:i/>
+          <w:color w:val="FF0000"/>
+          <w:sz w:val="24"/>
+        </w:rPr>
+        <w:t>Священик:</w:t>
+      </w:r>
+      <w:r>
+        <w:rPr>
+          <w:rFonts w:ascii="Times New Roman" w:hAnsi="Times New Roman"/>
+          <w:i/>
+          <w:color w:val="FF0000"/>
+          <w:sz w:val="24"/>
+        </w:rPr>
+        <w:t xml:space="preserve"> </w:t>
+      </w:r>
+      <w:r>
+        <w:rPr>
+          <w:rFonts w:ascii="Times New Roman" w:hAnsi="Times New Roman"/>
+          <w:color w:val="000000"/>
+          <w:sz w:val="24"/>
+        </w:rPr>
+        <w:t>Бо Ти цар миру і Спас душ наших і Тобі славу возсилаємо: Отцю, і Сину, і Святому Духові</w:t>
+      </w:r>
+      <w:r>
+        <w:rPr>
+          <w:rFonts w:ascii="Times New Roman" w:hAnsi="Times New Roman"/>
+          <w:sz w:val="24"/>
+        </w:rPr>
+        <w:t>, нині і повсякчас, і на віки віків.</w:t>
+      </w:r>
+    </w:p>
+    <w:p>
+      <w:pPr>
+        <w:pStyle w:val="a"/>
+        <w:spacing w:after="120"/>
+      </w:pPr>
+      <w:r>
+        <w:rPr>
+          <w:rFonts w:ascii="Times New Roman" w:hAnsi="Times New Roman"/>
+          <w:i/>
+          <w:color w:val="FF0000"/>
+          <w:sz w:val="24"/>
+        </w:rPr>
+        <w:t>Вірні:</w:t>
+      </w:r>
+      <w:r>
+        <w:rPr>
+          <w:rFonts w:ascii="Times New Roman" w:hAnsi="Times New Roman"/>
+          <w:color w:val="FF0000"/>
+          <w:sz w:val="24"/>
+        </w:rPr>
+        <w:t xml:space="preserve"> </w:t>
+      </w:r>
+      <w:r>
+        <w:rPr>
+          <w:rFonts w:ascii="Times New Roman" w:hAnsi="Times New Roman"/>
+          <w:sz w:val="24"/>
+        </w:rPr>
+        <w:t>Амінь</w:t>
+      </w:r>
+      <w:r>
+        <w:rPr>
+          <w:rFonts w:ascii="Times New Roman" w:hAnsi="Times New Roman"/>
+          <w:i/>
+          <w:sz w:val="24"/>
+        </w:rPr>
+        <w:t>.</w:t>
+      </w:r>
+    </w:p>
+    <w:p>
+      <w:pPr>
+        <w:pStyle w:val="Heading3"/>
+        <w:spacing w:after="120"/>
+        <w:jc w:val="center"/>
+      </w:pPr>
+      <w:r>
+        <w:rPr>
+          <w:rFonts w:ascii="Times New Roman" w:hAnsi="Times New Roman"/>
+          <w:i/>
+          <w:color w:val="FF0000"/>
+          <w:sz w:val="24"/>
+        </w:rPr>
+        <w:t>Пісня 7</w:t>
+      </w:r>
+    </w:p>
+    <w:p>
+      <w:pPr>
+        <w:pStyle w:val="a"/>
+        <w:spacing w:after="120"/>
+      </w:pPr>
+      <w:r>
+        <w:rPr>
+          <w:rFonts w:ascii="Times New Roman" w:hAnsi="Times New Roman"/>
+          <w:b/>
+          <w:i/>
+          <w:color w:val="FF0000"/>
+          <w:sz w:val="24"/>
+        </w:rPr>
+        <w:t>Ірмос (г. 2):</w:t>
+      </w:r>
+      <w:r>
+        <w:rPr>
+          <w:rFonts w:ascii="Times New Roman" w:hAnsi="Times New Roman"/>
+          <w:b/>
+          <w:i/>
+          <w:color w:val="FF0000"/>
+          <w:sz w:val="24"/>
+        </w:rPr>
+        <w:t xml:space="preserve"> </w:t>
+      </w:r>
+      <w:r>
+        <w:rPr>
+          <w:rFonts w:ascii="Times New Roman" w:hAnsi="Times New Roman"/>
+          <w:b/>
+          <w:color w:val="000000"/>
+          <w:sz w:val="24"/>
+        </w:rPr>
+        <w:t>Уподібнюючись херувимам у печі, юнаки, торжествуючи, взивали: благословенний Ти, Боже, бо істиною і судом навів усе це за гріхи наші, оспіваний і прославлений по всі віки.</w:t>
+      </w:r>
+    </w:p>
+    <w:p>
+      <w:pPr>
+        <w:pStyle w:val="a"/>
+        <w:spacing w:after="120"/>
+      </w:pPr>
+      <w:r>
+        <w:rPr>
+          <w:rFonts w:ascii="Times New Roman" w:hAnsi="Times New Roman"/>
+          <w:i/>
+          <w:color w:val="FF0000"/>
+          <w:sz w:val="24"/>
+        </w:rPr>
+        <w:t xml:space="preserve">Стих: </w:t>
+      </w:r>
+      <w:r>
+        <w:rPr>
+          <w:rFonts w:ascii="Times New Roman" w:hAnsi="Times New Roman"/>
+          <w:sz w:val="24"/>
+          <w:u w:val="single"/>
+        </w:rPr>
+        <w:t>Усі святі, моліть Бога за нас.</w:t>
+      </w:r>
+    </w:p>
+    <w:p>
+      <w:pPr>
+        <w:pStyle w:val="a"/>
+        <w:spacing w:after="120"/>
+      </w:pPr>
+      <w:r>
+        <w:rPr>
+          <w:rFonts w:ascii="Times New Roman" w:hAnsi="Times New Roman"/>
+          <w:color w:val="000000"/>
+          <w:sz w:val="24"/>
+        </w:rPr>
+        <w:t xml:space="preserve">Терпінням перемогли святі ворога, </w:t>
+      </w:r>
+      <w:r>
+        <w:rPr>
+          <w:rFonts w:ascii="Times New Roman" w:hAnsi="Times New Roman"/>
+          <w:color w:val="000000"/>
+          <w:sz w:val="24"/>
+        </w:rPr>
+        <w:t>терплячи</w:t>
+      </w:r>
+      <w:r>
+        <w:rPr>
+          <w:rFonts w:ascii="Times New Roman" w:hAnsi="Times New Roman"/>
+          <w:color w:val="000000"/>
+          <w:sz w:val="24"/>
+        </w:rPr>
+        <w:t xml:space="preserve"> всі болі лютих мук, бо вони воістину полюбили Бога, який постраждав за гріхи наші; їхніми молитвами спаси всіх нас, Слове, Тебе </w:t>
+      </w:r>
+      <w:r>
+        <w:rPr>
+          <w:rFonts w:ascii="Times New Roman" w:hAnsi="Times New Roman"/>
+          <w:color w:val="000000"/>
+          <w:sz w:val="24"/>
+        </w:rPr>
+        <w:t>славлячих</w:t>
+      </w:r>
+      <w:r>
+        <w:rPr>
+          <w:rFonts w:ascii="Times New Roman" w:hAnsi="Times New Roman"/>
+          <w:color w:val="000000"/>
+          <w:sz w:val="24"/>
+        </w:rPr>
+        <w:t>, від напастей і бід.</w:t>
+      </w:r>
+    </w:p>
+    <w:p>
+      <w:pPr>
+        <w:pStyle w:val="a"/>
+        <w:spacing w:after="120"/>
+      </w:pPr>
+      <w:r>
+        <w:rPr>
+          <w:rFonts w:ascii="Times New Roman" w:hAnsi="Times New Roman"/>
+          <w:i/>
+          <w:color w:val="FF0000"/>
+          <w:sz w:val="24"/>
+        </w:rPr>
+        <w:t xml:space="preserve">Стих: </w:t>
+      </w:r>
+      <w:r>
+        <w:rPr>
+          <w:rFonts w:ascii="Times New Roman" w:hAnsi="Times New Roman"/>
+          <w:sz w:val="24"/>
+          <w:u w:val="single"/>
+        </w:rPr>
+        <w:t>Усі святі, моліть Бога за нас.</w:t>
+      </w:r>
+    </w:p>
+    <w:p>
+      <w:pPr>
+        <w:pStyle w:val="a"/>
+        <w:spacing w:after="120"/>
+      </w:pPr>
+      <w:r>
+        <w:rPr>
+          <w:rFonts w:ascii="Times New Roman" w:hAnsi="Times New Roman"/>
+          <w:color w:val="000000"/>
+          <w:sz w:val="24"/>
+        </w:rPr>
+        <w:t>Світлосяйні</w:t>
+      </w:r>
+      <w:r>
+        <w:rPr>
+          <w:rFonts w:ascii="Times New Roman" w:hAnsi="Times New Roman"/>
+          <w:color w:val="000000"/>
+          <w:sz w:val="24"/>
+        </w:rPr>
+        <w:t xml:space="preserve"> святителі, і преподобні, і пророки, і священномучеників </w:t>
+      </w:r>
+      <w:r>
+        <w:rPr>
+          <w:rFonts w:ascii="Times New Roman" w:hAnsi="Times New Roman"/>
+          <w:color w:val="000000"/>
+          <w:sz w:val="24"/>
+        </w:rPr>
+        <w:t>достославне</w:t>
+      </w:r>
+      <w:r>
+        <w:rPr>
+          <w:rFonts w:ascii="Times New Roman" w:hAnsi="Times New Roman"/>
+          <w:color w:val="000000"/>
+          <w:sz w:val="24"/>
+        </w:rPr>
+        <w:t xml:space="preserve"> множество, і святих </w:t>
+      </w:r>
+      <w:r>
+        <w:rPr>
+          <w:rFonts w:ascii="Times New Roman" w:hAnsi="Times New Roman"/>
+          <w:color w:val="000000"/>
+          <w:sz w:val="24"/>
+        </w:rPr>
+        <w:t>жон</w:t>
+      </w:r>
+      <w:r>
+        <w:rPr>
+          <w:rFonts w:ascii="Times New Roman" w:hAnsi="Times New Roman"/>
+          <w:color w:val="000000"/>
+          <w:sz w:val="24"/>
+        </w:rPr>
+        <w:t xml:space="preserve"> священний собор, що в стражданнях і в пості мужньо засяяли, завжди моліться за нас Богові, щоб Він помилував нас.</w:t>
+      </w:r>
+    </w:p>
+    <w:p>
+      <w:pPr>
+        <w:pStyle w:val="a"/>
+        <w:spacing w:after="120"/>
+      </w:pPr>
+      <w:r>
+        <w:rPr>
+          <w:rFonts w:ascii="Times New Roman" w:hAnsi="Times New Roman"/>
+          <w:i/>
+          <w:color w:val="FF0000"/>
+          <w:sz w:val="24"/>
+        </w:rPr>
+        <w:t xml:space="preserve">Стих: </w:t>
+      </w:r>
+      <w:r>
+        <w:rPr>
+          <w:rFonts w:ascii="Times New Roman" w:hAnsi="Times New Roman"/>
+          <w:sz w:val="24"/>
+          <w:u w:val="single"/>
+        </w:rPr>
+        <w:t>Усі святі, моліть Бога за нас.</w:t>
+      </w:r>
+    </w:p>
+    <w:p>
+      <w:pPr>
+        <w:pStyle w:val="a"/>
+        <w:spacing w:after="120"/>
+      </w:pPr>
+      <w:r>
+        <w:rPr>
+          <w:rFonts w:ascii="Times New Roman" w:hAnsi="Times New Roman"/>
+          <w:color w:val="000000"/>
+          <w:sz w:val="24"/>
+        </w:rPr>
+        <w:t>Мучеників безліч благає Тебе, Христе Благодійнику: спаси мене, загиблого, Слове, від усіх печалей, і скорбот, і лютих напастей, і всіх гріхів, і від усякої шкоди.</w:t>
+      </w:r>
+    </w:p>
+    <w:p>
+      <w:pPr>
+        <w:pStyle w:val="a"/>
+        <w:spacing w:after="120"/>
+      </w:pPr>
+      <w:r>
+        <w:rPr>
+          <w:rFonts w:ascii="Times New Roman" w:hAnsi="Times New Roman"/>
+          <w:b/>
+          <w:color w:val="000000"/>
+          <w:sz w:val="24"/>
+        </w:rPr>
+        <w:t xml:space="preserve">Слава: </w:t>
+      </w:r>
+      <w:r>
+        <w:rPr>
+          <w:rFonts w:ascii="Times New Roman" w:hAnsi="Times New Roman"/>
+          <w:color w:val="000000"/>
+          <w:sz w:val="24"/>
+        </w:rPr>
+        <w:t xml:space="preserve">Звідки хвороба втекла, і зітхання, і печаль, де сяє світло лиця Твого, Христе, і де нині торжествує собор святих, вчини душі </w:t>
+      </w:r>
+      <w:r>
+        <w:rPr>
+          <w:rFonts w:ascii="Times New Roman" w:hAnsi="Times New Roman"/>
+          <w:sz w:val="24"/>
+        </w:rPr>
+        <w:t>всіх</w:t>
+      </w:r>
+      <w:r>
+        <w:rPr>
+          <w:rFonts w:ascii="Times New Roman" w:hAnsi="Times New Roman"/>
+          <w:color w:val="000000"/>
+          <w:sz w:val="24"/>
+        </w:rPr>
+        <w:t xml:space="preserve"> спочилих рабів Твоїх, Чоловіколюбче, простивши їм усі гріхи, як Єдиний милостивий.</w:t>
+      </w:r>
+    </w:p>
+    <w:p>
+      <w:pPr>
+        <w:pStyle w:val="a"/>
+        <w:spacing w:after="120"/>
+      </w:pPr>
+      <w:r>
+        <w:rPr>
+          <w:rFonts w:ascii="Times New Roman" w:hAnsi="Times New Roman"/>
+          <w:b/>
+          <w:color w:val="000000"/>
+          <w:sz w:val="24"/>
+        </w:rPr>
+        <w:t xml:space="preserve">І нині: </w:t>
+      </w:r>
+      <w:r>
+        <w:rPr>
+          <w:rFonts w:ascii="Times New Roman" w:hAnsi="Times New Roman"/>
+          <w:i/>
+          <w:color w:val="FF0000"/>
+          <w:sz w:val="24"/>
+        </w:rPr>
+        <w:t xml:space="preserve">Богородичний: </w:t>
+      </w:r>
+      <w:r>
+        <w:rPr>
+          <w:rFonts w:ascii="Times New Roman" w:hAnsi="Times New Roman"/>
+          <w:color w:val="000000"/>
+          <w:sz w:val="24"/>
+        </w:rPr>
+        <w:t xml:space="preserve">З мучениками, і з преподобними отцями, і з усіма пророками, і зі святими </w:t>
+      </w:r>
+      <w:r>
+        <w:rPr>
+          <w:rFonts w:ascii="Times New Roman" w:hAnsi="Times New Roman"/>
+          <w:color w:val="000000"/>
+          <w:sz w:val="24"/>
+        </w:rPr>
+        <w:t>жонами</w:t>
+      </w:r>
+      <w:r>
+        <w:rPr>
+          <w:rFonts w:ascii="Times New Roman" w:hAnsi="Times New Roman"/>
+          <w:color w:val="000000"/>
+          <w:sz w:val="24"/>
+        </w:rPr>
+        <w:t xml:space="preserve"> ублагай Єдиного, що у святих перебуває, освятити всіх нас, що святими голосами Тебе, Чиста, оспівують по всі віки.</w:t>
+      </w:r>
+    </w:p>
+    <w:p>
+      <w:pPr>
+        <w:pStyle w:val="Heading3"/>
+        <w:spacing w:after="120"/>
+        <w:jc w:val="center"/>
+      </w:pPr>
+      <w:r>
+        <w:rPr>
+          <w:rFonts w:ascii="Times New Roman" w:hAnsi="Times New Roman"/>
+          <w:i/>
+          <w:color w:val="FF0000"/>
+          <w:sz w:val="24"/>
+        </w:rPr>
+        <w:t>Пісня 8</w:t>
+      </w:r>
+    </w:p>
+    <w:p>
+      <w:pPr>
+        <w:pStyle w:val="a"/>
+        <w:spacing w:after="120"/>
+      </w:pPr>
+      <w:r>
+        <w:rPr>
+          <w:rFonts w:ascii="Times New Roman" w:hAnsi="Times New Roman"/>
+          <w:b/>
+          <w:i/>
+          <w:color w:val="FF0000"/>
+          <w:sz w:val="24"/>
+        </w:rPr>
+        <w:t>Ірмос (г. 2):</w:t>
+      </w:r>
+      <w:r>
+        <w:rPr>
+          <w:rFonts w:ascii="Times New Roman" w:hAnsi="Times New Roman"/>
+          <w:b/>
+          <w:i/>
+          <w:color w:val="FF0000"/>
+          <w:sz w:val="24"/>
+        </w:rPr>
+        <w:t xml:space="preserve"> </w:t>
+      </w:r>
+      <w:r>
+        <w:rPr>
+          <w:rFonts w:ascii="Times New Roman" w:hAnsi="Times New Roman"/>
+          <w:b/>
+          <w:color w:val="000000"/>
+          <w:sz w:val="24"/>
+        </w:rPr>
+        <w:t xml:space="preserve">У купині на Синайській горі колись Мойсей </w:t>
+      </w:r>
+      <w:r>
+        <w:rPr>
+          <w:rFonts w:ascii="Times New Roman" w:hAnsi="Times New Roman"/>
+          <w:b/>
+          <w:color w:val="000000"/>
+          <w:sz w:val="24"/>
+        </w:rPr>
+        <w:t>прообразував</w:t>
+      </w:r>
+      <w:r>
+        <w:rPr>
+          <w:rFonts w:ascii="Times New Roman" w:hAnsi="Times New Roman"/>
+          <w:b/>
+          <w:color w:val="000000"/>
+          <w:sz w:val="24"/>
+        </w:rPr>
+        <w:t xml:space="preserve"> чудо Діви; оспівуйте, благословляйте і прославляйте по всі віки.</w:t>
+      </w:r>
+    </w:p>
+    <w:p>
+      <w:pPr>
+        <w:pStyle w:val="a"/>
+        <w:spacing w:after="120"/>
+      </w:pPr>
+      <w:r>
+        <w:rPr>
+          <w:rFonts w:ascii="Times New Roman" w:hAnsi="Times New Roman"/>
+          <w:i/>
+          <w:color w:val="FF0000"/>
+          <w:sz w:val="24"/>
+        </w:rPr>
+        <w:t xml:space="preserve">Стих: </w:t>
+      </w:r>
+      <w:r>
+        <w:rPr>
+          <w:rFonts w:ascii="Times New Roman" w:hAnsi="Times New Roman"/>
+          <w:sz w:val="24"/>
+          <w:u w:val="single"/>
+        </w:rPr>
+        <w:t>Усі святі, моліть Бога за нас.</w:t>
+      </w:r>
+    </w:p>
+    <w:p>
+      <w:pPr>
+        <w:pStyle w:val="a"/>
+        <w:spacing w:after="120"/>
+      </w:pPr>
+      <w:r>
+        <w:rPr>
+          <w:rFonts w:ascii="Times New Roman" w:hAnsi="Times New Roman"/>
+          <w:color w:val="000000"/>
+          <w:sz w:val="24"/>
+        </w:rPr>
+        <w:t>Вашою кров’ю, страстотерпці Господні, ви освятили все творіння, і висушили явно оману, і вірних душі напоїли.</w:t>
+      </w:r>
+    </w:p>
+    <w:p>
+      <w:pPr>
+        <w:pStyle w:val="a"/>
+        <w:spacing w:after="120"/>
+      </w:pPr>
+      <w:r>
+        <w:rPr>
+          <w:rFonts w:ascii="Times New Roman" w:hAnsi="Times New Roman"/>
+          <w:i/>
+          <w:color w:val="FF0000"/>
+          <w:sz w:val="24"/>
+        </w:rPr>
+        <w:t xml:space="preserve">Стих: </w:t>
+      </w:r>
+      <w:r>
+        <w:rPr>
+          <w:rFonts w:ascii="Times New Roman" w:hAnsi="Times New Roman"/>
+          <w:sz w:val="24"/>
+          <w:u w:val="single"/>
+        </w:rPr>
+        <w:t>Усі святі, моліть Бога за нас.</w:t>
+      </w:r>
+    </w:p>
+    <w:p>
+      <w:pPr>
+        <w:pStyle w:val="a"/>
+        <w:spacing w:after="120"/>
+      </w:pPr>
+      <w:r>
+        <w:rPr>
+          <w:rFonts w:ascii="Times New Roman" w:hAnsi="Times New Roman"/>
+          <w:color w:val="000000"/>
+          <w:sz w:val="24"/>
+        </w:rPr>
+        <w:t xml:space="preserve">Собор </w:t>
+      </w:r>
+      <w:r>
+        <w:rPr>
+          <w:rFonts w:ascii="Times New Roman" w:hAnsi="Times New Roman"/>
+          <w:color w:val="000000"/>
+          <w:sz w:val="24"/>
+        </w:rPr>
+        <w:t>посників</w:t>
+      </w:r>
+      <w:r>
+        <w:rPr>
+          <w:rFonts w:ascii="Times New Roman" w:hAnsi="Times New Roman"/>
+          <w:color w:val="000000"/>
+          <w:sz w:val="24"/>
+        </w:rPr>
+        <w:t xml:space="preserve">, і святителів, і святих </w:t>
+      </w:r>
+      <w:r>
+        <w:rPr>
+          <w:rFonts w:ascii="Times New Roman" w:hAnsi="Times New Roman"/>
+          <w:color w:val="000000"/>
+          <w:sz w:val="24"/>
+        </w:rPr>
+        <w:t>жон</w:t>
+      </w:r>
+      <w:r>
+        <w:rPr>
+          <w:rFonts w:ascii="Times New Roman" w:hAnsi="Times New Roman"/>
+          <w:color w:val="000000"/>
+          <w:sz w:val="24"/>
+        </w:rPr>
+        <w:t xml:space="preserve">, і славних пророків явився </w:t>
+      </w:r>
+      <w:r>
+        <w:rPr>
+          <w:rFonts w:ascii="Times New Roman" w:hAnsi="Times New Roman"/>
+          <w:color w:val="000000"/>
+          <w:sz w:val="24"/>
+        </w:rPr>
+        <w:t>єдиночесним</w:t>
+      </w:r>
+      <w:r>
+        <w:rPr>
+          <w:rFonts w:ascii="Times New Roman" w:hAnsi="Times New Roman"/>
+          <w:color w:val="000000"/>
+          <w:sz w:val="24"/>
+        </w:rPr>
+        <w:t xml:space="preserve"> ангелам, бо вони пожили на землі Духом як ангели.</w:t>
+      </w:r>
+    </w:p>
+    <w:p>
+      <w:pPr>
+        <w:pStyle w:val="a"/>
+        <w:spacing w:after="120"/>
+      </w:pPr>
+      <w:r>
+        <w:rPr>
+          <w:rFonts w:ascii="Times New Roman" w:hAnsi="Times New Roman"/>
+          <w:i/>
+          <w:color w:val="FF0000"/>
+          <w:sz w:val="24"/>
+        </w:rPr>
+        <w:t xml:space="preserve">Стих: </w:t>
+      </w:r>
+      <w:r>
+        <w:rPr>
+          <w:rFonts w:ascii="Times New Roman" w:hAnsi="Times New Roman"/>
+          <w:sz w:val="24"/>
+          <w:u w:val="single"/>
+        </w:rPr>
+        <w:t>Усі святі, моліть Бога за нас.</w:t>
+      </w:r>
+    </w:p>
+    <w:p>
+      <w:pPr>
+        <w:pStyle w:val="a"/>
+        <w:spacing w:after="120"/>
+      </w:pPr>
+      <w:r>
+        <w:rPr>
+          <w:rFonts w:ascii="Times New Roman" w:hAnsi="Times New Roman"/>
+          <w:color w:val="000000"/>
+          <w:sz w:val="24"/>
+        </w:rPr>
+        <w:t xml:space="preserve">Визволіть усіх нас, страстотерпці Господні, святителі, і пророки, і преподобних безліч, і святих </w:t>
+      </w:r>
+      <w:r>
+        <w:rPr>
+          <w:rFonts w:ascii="Times New Roman" w:hAnsi="Times New Roman"/>
+          <w:color w:val="000000"/>
+          <w:sz w:val="24"/>
+        </w:rPr>
+        <w:t>жон</w:t>
+      </w:r>
+      <w:r>
+        <w:rPr>
+          <w:rFonts w:ascii="Times New Roman" w:hAnsi="Times New Roman"/>
+          <w:color w:val="000000"/>
+          <w:sz w:val="24"/>
+        </w:rPr>
+        <w:t>, від стріл ворожих, що вас прославляють.</w:t>
+      </w:r>
+    </w:p>
+    <w:p>
+      <w:pPr>
+        <w:pStyle w:val="a"/>
+        <w:spacing w:after="120"/>
+      </w:pPr>
+      <w:r>
+        <w:rPr>
+          <w:rFonts w:ascii="Times New Roman" w:hAnsi="Times New Roman"/>
+          <w:b/>
+          <w:color w:val="000000"/>
+          <w:sz w:val="24"/>
+        </w:rPr>
+        <w:t xml:space="preserve">Благословім Отця і Сина і Святого Духа Господа: </w:t>
+      </w:r>
+      <w:r>
+        <w:rPr>
+          <w:rFonts w:ascii="Times New Roman" w:hAnsi="Times New Roman"/>
+          <w:color w:val="000000"/>
+          <w:sz w:val="24"/>
+        </w:rPr>
+        <w:t xml:space="preserve">Тих, кого Ти, Спасе, прийняв від нас, вчини на лоні Авраама і упокой з усіма обраними, подаючи всім їм прощення гріхів, як </w:t>
+      </w:r>
+      <w:r>
+        <w:rPr>
+          <w:rFonts w:ascii="Times New Roman" w:hAnsi="Times New Roman"/>
+          <w:color w:val="000000"/>
+          <w:sz w:val="24"/>
+        </w:rPr>
+        <w:t>Всещедрий</w:t>
+      </w:r>
+      <w:r>
+        <w:rPr>
+          <w:rFonts w:ascii="Times New Roman" w:hAnsi="Times New Roman"/>
+          <w:color w:val="000000"/>
+          <w:sz w:val="24"/>
+        </w:rPr>
+        <w:t>.</w:t>
+      </w:r>
+    </w:p>
+    <w:p>
+      <w:pPr>
+        <w:pStyle w:val="a"/>
+        <w:spacing w:after="120"/>
+      </w:pPr>
+      <w:r>
+        <w:rPr>
+          <w:rFonts w:ascii="Times New Roman" w:hAnsi="Times New Roman"/>
+          <w:b/>
+          <w:color w:val="000000"/>
+          <w:sz w:val="24"/>
+        </w:rPr>
+        <w:t xml:space="preserve">І нині: </w:t>
+      </w:r>
+      <w:r>
+        <w:rPr>
+          <w:rFonts w:ascii="Times New Roman" w:hAnsi="Times New Roman"/>
+          <w:i/>
+          <w:color w:val="FF0000"/>
+          <w:sz w:val="24"/>
+        </w:rPr>
+        <w:t xml:space="preserve">Богородичний: </w:t>
+      </w:r>
+      <w:r>
+        <w:rPr>
+          <w:rFonts w:ascii="Times New Roman" w:hAnsi="Times New Roman"/>
+          <w:color w:val="000000"/>
+          <w:sz w:val="24"/>
+        </w:rPr>
+        <w:t xml:space="preserve">Богородице Чиста, з усіма святими, пророками, і мучениками, і преподобними, і святими </w:t>
+      </w:r>
+      <w:r>
+        <w:rPr>
+          <w:rFonts w:ascii="Times New Roman" w:hAnsi="Times New Roman"/>
+          <w:color w:val="000000"/>
+          <w:sz w:val="24"/>
+        </w:rPr>
+        <w:t>жонами</w:t>
+      </w:r>
+      <w:r>
+        <w:rPr>
+          <w:rFonts w:ascii="Times New Roman" w:hAnsi="Times New Roman"/>
+          <w:color w:val="000000"/>
+          <w:sz w:val="24"/>
+        </w:rPr>
+        <w:t xml:space="preserve">, і священномучениками благай Спаса </w:t>
+      </w:r>
+      <w:r>
+        <w:rPr>
+          <w:rFonts w:ascii="Times New Roman" w:hAnsi="Times New Roman"/>
+          <w:color w:val="000000"/>
+          <w:sz w:val="24"/>
+        </w:rPr>
+        <w:t>ущедрити</w:t>
+      </w:r>
+      <w:r>
+        <w:rPr>
+          <w:rFonts w:ascii="Times New Roman" w:hAnsi="Times New Roman"/>
+          <w:color w:val="000000"/>
+          <w:sz w:val="24"/>
+        </w:rPr>
+        <w:t xml:space="preserve"> нас.</w:t>
       </w:r>
     </w:p>
     <w:p>
@@ -12594,62 +15172,48 @@
         <w:jc w:val="center"/>
         <w:rPr>
           <w:rFonts w:ascii="Times New Roman" w:cs="Times New Roman" w:eastAsia="Times New Roman" w:hAnsi="Times New Roman"/>
-          <w:i w:val="1"/>
-          <w:color w:val="ff0000"/>
-        </w:rPr>
-      </w:pPr>
-      <w:r>
-        <w:rPr>
-          <w:rFonts w:ascii="Times New Roman" w:cs="Times New Roman" w:eastAsia="Times New Roman" w:hAnsi="Times New Roman"/>
           <w:b w:val="1"/>
           <w:i w:val="1"/>
           <w:color w:val="ff0000"/>
-          <w:rtl w:val="0"/>
-        </w:rPr>
-        <w:t xml:space="preserve">Мала єктенія</w:t>
-      </w:r>
-      <w:r>
-        <w:rPr>
-          <w:rtl w:val="0"/>
-        </w:rPr>
-      </w:r>
-    </w:p>
-    <w:p>
-      <w:pPr>
-        <w:spacing w:after="120" w:lineRule="auto"/>
-        <w:jc w:val="both"/>
-        <w:rPr>
-          <w:rFonts w:ascii="Times New Roman" w:cs="Times New Roman" w:eastAsia="Times New Roman" w:hAnsi="Times New Roman"/>
-          <w:i w:val="1"/>
-          <w:color w:val="000000"/>
-          <w:sz w:val="24"/>
-          <w:szCs w:val="24"/>
-        </w:rPr>
-      </w:pPr>
-      <w:r>
-        <w:rPr>
-          <w:rFonts w:ascii="Times New Roman" w:cs="Times New Roman" w:eastAsia="Times New Roman" w:hAnsi="Times New Roman"/>
-          <w:color w:val="000000"/>
-          <w:sz w:val="24"/>
-          <w:szCs w:val="24"/>
-          <w:rtl w:val="0"/>
-        </w:rPr>
-        <w:t xml:space="preserve">Ще і ще в мирі Господеві помолімся.</w:t>
-      </w:r>
-      <w:r>
-        <w:rPr>
-          <w:rtl w:val="0"/>
-        </w:rPr>
-      </w:r>
-    </w:p>
-    <w:p>
-      <w:pPr>
-        <w:spacing w:after="120" w:lineRule="auto"/>
-        <w:jc w:val="both"/>
-        <w:rPr>
-          <w:rFonts w:ascii="Times New Roman" w:cs="Times New Roman" w:eastAsia="Times New Roman" w:hAnsi="Times New Roman"/>
-          <w:i w:val="1"/>
-          <w:color w:val="000000"/>
+        </w:rPr>
+      </w:pPr>
+      <w:r>
+        <w:rPr>
+          <w:rFonts w:ascii="Times New Roman" w:cs="Times New Roman" w:eastAsia="Times New Roman" w:hAnsi="Times New Roman"/>
+          <w:b w:val="1"/>
+          <w:i w:val="1"/>
+          <w:color w:val="ff0000"/>
+          <w:rtl w:val="0"/>
+        </w:rPr>
+        <w:t xml:space="preserve">Пісня Богородиці</w:t>
+      </w:r>
+    </w:p>
+    <w:p>
+      <w:pPr>
+        <w:spacing w:after="120" w:lineRule="auto"/>
+        <w:jc w:val="both"/>
+        <w:rPr>
+          <w:rFonts w:ascii="Times New Roman" w:cs="Times New Roman" w:eastAsia="Times New Roman" w:hAnsi="Times New Roman"/>
+          <w:sz w:val="24"/>
+          <w:szCs w:val="24"/>
+        </w:rPr>
+      </w:pPr>
+      <w:r>
+        <w:rPr>
+          <w:rFonts w:ascii="Times New Roman" w:cs="Times New Roman" w:eastAsia="Times New Roman" w:hAnsi="Times New Roman"/>
+          <w:sz w:val="24"/>
+          <w:szCs w:val="24"/>
+          <w:rtl w:val="0"/>
+        </w:rPr>
+        <w:t xml:space="preserve">Богородицю і Матір Світла піснями звеличаймо.</w:t>
+      </w:r>
+    </w:p>
+    <w:p>
+      <w:pPr>
+        <w:spacing w:after="120" w:lineRule="auto"/>
+        <w:jc w:val="both"/>
+        <w:rPr>
+          <w:rFonts w:ascii="Times New Roman" w:cs="Times New Roman" w:eastAsia="Times New Roman" w:hAnsi="Times New Roman"/>
           <w:sz w:val="24"/>
           <w:szCs w:val="24"/>
         </w:rPr>
@@ -12668,284 +15232,159 @@
       <w:r>
         <w:rPr>
           <w:rFonts w:ascii="Times New Roman" w:cs="Times New Roman" w:eastAsia="Times New Roman" w:hAnsi="Times New Roman"/>
-          <w:color w:val="000000"/>
-          <w:sz w:val="24"/>
-          <w:szCs w:val="24"/>
-          <w:rtl w:val="0"/>
-        </w:rPr>
-        <w:t xml:space="preserve"> Господи, помилуй.</w:t>
-      </w:r>
-      <w:r>
-        <w:rPr>
-          <w:rtl w:val="0"/>
-        </w:rPr>
-      </w:r>
-    </w:p>
-    <w:p>
-      <w:pPr>
-        <w:spacing w:after="120" w:lineRule="auto"/>
-        <w:jc w:val="both"/>
-        <w:rPr>
-          <w:rFonts w:ascii="Times New Roman" w:cs="Times New Roman" w:eastAsia="Times New Roman" w:hAnsi="Times New Roman"/>
-          <w:i w:val="1"/>
-          <w:color w:val="000000"/>
-          <w:sz w:val="24"/>
-          <w:szCs w:val="24"/>
-        </w:rPr>
-      </w:pPr>
-      <w:r>
-        <w:rPr>
-          <w:rFonts w:ascii="Times New Roman" w:cs="Times New Roman" w:eastAsia="Times New Roman" w:hAnsi="Times New Roman"/>
-          <w:color w:val="000000"/>
-          <w:sz w:val="24"/>
-          <w:szCs w:val="24"/>
-          <w:rtl w:val="0"/>
-        </w:rPr>
-        <w:t xml:space="preserve">Заступи, спаси, помилуй і охорони нас, Боже, твоєю благодаттю.</w:t>
-      </w:r>
-      <w:r>
-        <w:rPr>
-          <w:rtl w:val="0"/>
-        </w:rPr>
-      </w:r>
-    </w:p>
-    <w:p>
-      <w:pPr>
-        <w:spacing w:after="120" w:lineRule="auto"/>
-        <w:jc w:val="both"/>
-        <w:rPr>
-          <w:rFonts w:ascii="Times New Roman" w:cs="Times New Roman" w:eastAsia="Times New Roman" w:hAnsi="Times New Roman"/>
-          <w:i w:val="1"/>
-          <w:color w:val="000000"/>
-          <w:sz w:val="24"/>
-          <w:szCs w:val="24"/>
-        </w:rPr>
-      </w:pPr>
-      <w:r>
-        <w:rPr>
-          <w:rFonts w:ascii="Times New Roman" w:cs="Times New Roman" w:eastAsia="Times New Roman" w:hAnsi="Times New Roman"/>
-          <w:i w:val="1"/>
-          <w:color w:val="ff0000"/>
-          <w:sz w:val="24"/>
-          <w:szCs w:val="24"/>
-          <w:rtl w:val="0"/>
-        </w:rPr>
-        <w:t xml:space="preserve">Вірні:</w:t>
-      </w:r>
-      <w:r>
-        <w:rPr>
-          <w:rFonts w:ascii="Times New Roman" w:cs="Times New Roman" w:eastAsia="Times New Roman" w:hAnsi="Times New Roman"/>
-          <w:color w:val="000000"/>
-          <w:sz w:val="24"/>
-          <w:szCs w:val="24"/>
-          <w:rtl w:val="0"/>
-        </w:rPr>
-        <w:t xml:space="preserve"> Господи, помилуй.</w:t>
-      </w:r>
-      <w:r>
-        <w:rPr>
-          <w:rtl w:val="0"/>
-        </w:rPr>
-      </w:r>
-    </w:p>
-    <w:p>
-      <w:pPr>
-        <w:spacing w:after="120" w:lineRule="auto"/>
-        <w:jc w:val="both"/>
-        <w:rPr>
-          <w:rFonts w:ascii="Times New Roman" w:cs="Times New Roman" w:eastAsia="Times New Roman" w:hAnsi="Times New Roman"/>
-          <w:i w:val="1"/>
-          <w:color w:val="000000"/>
-          <w:sz w:val="24"/>
-          <w:szCs w:val="24"/>
-        </w:rPr>
-      </w:pPr>
-      <w:r>
-        <w:rPr>
-          <w:rFonts w:ascii="Times New Roman" w:cs="Times New Roman" w:eastAsia="Times New Roman" w:hAnsi="Times New Roman"/>
-          <w:color w:val="000000"/>
-          <w:sz w:val="24"/>
-          <w:szCs w:val="24"/>
-          <w:rtl w:val="0"/>
-        </w:rPr>
-        <w:t xml:space="preserve">Пресвяту, пречисту, преблагословенну, славну Владичицю нашу Богородицю і приснодіву Марію, з усіма святими пом'янувши, самі себе, і один одного, і все життя наше Христу Богові віддаймо.</w:t>
-      </w:r>
-      <w:r>
-        <w:rPr>
-          <w:rtl w:val="0"/>
-        </w:rPr>
-      </w:r>
-    </w:p>
-    <w:p>
-      <w:pPr>
-        <w:spacing w:after="120" w:lineRule="auto"/>
-        <w:jc w:val="both"/>
-        <w:rPr>
-          <w:rFonts w:ascii="Times New Roman" w:cs="Times New Roman" w:eastAsia="Times New Roman" w:hAnsi="Times New Roman"/>
-          <w:i w:val="1"/>
-          <w:color w:val="000000"/>
-          <w:sz w:val="24"/>
-          <w:szCs w:val="24"/>
-        </w:rPr>
-      </w:pPr>
-      <w:r>
-        <w:rPr>
-          <w:rFonts w:ascii="Times New Roman" w:cs="Times New Roman" w:eastAsia="Times New Roman" w:hAnsi="Times New Roman"/>
-          <w:i w:val="1"/>
-          <w:color w:val="ff0000"/>
-          <w:sz w:val="24"/>
-          <w:szCs w:val="24"/>
-          <w:rtl w:val="0"/>
-        </w:rPr>
-        <w:t xml:space="preserve">Вірні:</w:t>
-      </w:r>
-      <w:r>
-        <w:rPr>
-          <w:rFonts w:ascii="Times New Roman" w:cs="Times New Roman" w:eastAsia="Times New Roman" w:hAnsi="Times New Roman"/>
-          <w:color w:val="000000"/>
-          <w:sz w:val="24"/>
-          <w:szCs w:val="24"/>
-          <w:rtl w:val="0"/>
-        </w:rPr>
-        <w:t xml:space="preserve"> Тобі, Господи.</w:t>
-      </w:r>
-      <w:r>
-        <w:rPr>
-          <w:rtl w:val="0"/>
-        </w:rPr>
-      </w:r>
-    </w:p>
-    <w:p>
-      <w:pPr>
-        <w:spacing w:after="120" w:lineRule="auto"/>
-        <w:jc w:val="both"/>
-        <w:rPr>
-          <w:rFonts w:ascii="Times New Roman" w:cs="Times New Roman" w:eastAsia="Times New Roman" w:hAnsi="Times New Roman"/>
-          <w:sz w:val="24"/>
-          <w:szCs w:val="24"/>
-          <w:u w:val="single"/>
-        </w:rPr>
-      </w:pPr>
-      <w:bookmarkStart w:colFirst="0" w:colLast="0" w:name="_heading=h.gjdgxs" w:id="0"/>
-      <w:bookmarkEnd w:id="0"/>
-      <w:r>
-        <w:rPr>
-          <w:rFonts w:ascii="Times New Roman" w:cs="Times New Roman" w:eastAsia="Times New Roman" w:hAnsi="Times New Roman"/>
-          <w:sz w:val="24"/>
-          <w:szCs w:val="24"/>
-          <w:u w:val="single"/>
-          <w:rtl w:val="0"/>
-        </w:rPr>
-        <w:t xml:space="preserve">[Господи, Боже наш, що сонну неміч забрав від нас і покликав нас візванням святим, щоб і вночі підносити руки наші і прославляти тебе за справедливі твої присуди. Прийми благання наші, моління, визнавання, нічні служби і даруй нам, Боже, віру бездоганну, надію впевнену, любов нелицемірну. Благослови наші входи й виходи, вчинки, слова, діла й думки; і дай нам дочекатися початку дня, нам, що хвалять й оспівують, і благословлять добрість твоєї несказанної сили]</w:t>
-      </w:r>
-    </w:p>
-    <w:p>
-      <w:pPr>
-        <w:spacing w:after="120" w:lineRule="auto"/>
-        <w:jc w:val="both"/>
-        <w:rPr>
-          <w:rFonts w:ascii="Times New Roman" w:cs="Times New Roman" w:eastAsia="Times New Roman" w:hAnsi="Times New Roman"/>
-          <w:sz w:val="24"/>
-          <w:szCs w:val="24"/>
-        </w:rPr>
-      </w:pPr>
-      <w:r>
-        <w:rPr>
-          <w:rFonts w:ascii="Times New Roman" w:hAnsi="Times New Roman"/>
-          <w:i/>
-          <w:color w:val="FF4400"/>
-          <w:sz w:val="24"/>
-        </w:rPr>
-        <w:t>Священик:</w:t>
-      </w:r>
-      <w:r>
-        <w:rPr>
-          <w:rFonts w:ascii="Times New Roman" w:hAnsi="Times New Roman"/>
-          <w:sz w:val="24"/>
-        </w:rPr>
-        <w:t xml:space="preserve"> Бо Ти Бог наш і Тобі славу возсилаємо: Отцю, і Сину, і Святому Духові, нині і повсякчас, і на віки віків.</w:t>
-      </w:r>
-    </w:p>
-    <w:p>
-      <w:pPr>
-        <w:spacing w:after="120" w:lineRule="auto"/>
-        <w:jc w:val="both"/>
-        <w:rPr>
-          <w:rFonts w:ascii="Times New Roman" w:cs="Times New Roman" w:eastAsia="Times New Roman" w:hAnsi="Times New Roman"/>
-          <w:sz w:val="24"/>
-          <w:szCs w:val="24"/>
-        </w:rPr>
-      </w:pPr>
-      <w:r>
-        <w:rPr>
-          <w:rFonts w:ascii="Times New Roman" w:cs="Times New Roman" w:eastAsia="Times New Roman" w:hAnsi="Times New Roman"/>
-          <w:i w:val="1"/>
-          <w:color w:val="ff0000"/>
-          <w:sz w:val="24"/>
-          <w:szCs w:val="24"/>
-          <w:rtl w:val="0"/>
-        </w:rPr>
-        <w:t xml:space="preserve">Вірні:</w:t>
-      </w:r>
-      <w:r>
-        <w:rPr>
-          <w:rFonts w:ascii="Times New Roman" w:cs="Times New Roman" w:eastAsia="Times New Roman" w:hAnsi="Times New Roman"/>
-          <w:color w:val="ff0000"/>
-          <w:sz w:val="24"/>
-          <w:szCs w:val="24"/>
-          <w:rtl w:val="0"/>
-        </w:rPr>
-        <w:t xml:space="preserve"> </w:t>
-      </w:r>
-      <w:r>
-        <w:rPr>
-          <w:rFonts w:ascii="Times New Roman" w:cs="Times New Roman" w:eastAsia="Times New Roman" w:hAnsi="Times New Roman"/>
-          <w:sz w:val="24"/>
-          <w:szCs w:val="24"/>
-          <w:rtl w:val="0"/>
-        </w:rPr>
-        <w:t xml:space="preserve">Амінь.</w:t>
-      </w:r>
-    </w:p>
-    <w:p>
-      <w:pPr>
-        <w:spacing w:after="120" w:lineRule="auto"/>
-        <w:jc w:val="both"/>
-        <w:rPr>
-          <w:rFonts w:ascii="Times New Roman" w:cs="Times New Roman" w:eastAsia="Times New Roman" w:hAnsi="Times New Roman"/>
-          <w:sz w:val="24"/>
-          <w:szCs w:val="24"/>
-        </w:rPr>
-      </w:pPr>
-      <w:r>
-        <w:rPr>
-          <w:rtl w:val="0"/>
-        </w:rPr>
-      </w:r>
-    </w:p>
-    <w:p>
-      <w:pPr>
-        <w:spacing w:after="120" w:lineRule="auto"/>
-        <w:jc w:val="both"/>
-        <w:rPr>
-          <w:rFonts w:ascii="Times New Roman" w:cs="Times New Roman" w:eastAsia="Times New Roman" w:hAnsi="Times New Roman"/>
-          <w:sz w:val="24"/>
-          <w:szCs w:val="24"/>
-        </w:rPr>
-      </w:pPr>
-      <w:r>
-        <w:rPr>
-          <w:rtl w:val="0"/>
-        </w:rPr>
-      </w:r>
-    </w:p>
-    <w:p>
-      <w:pPr>
-        <w:spacing w:after="120" w:lineRule="auto"/>
-        <w:jc w:val="both"/>
-        <w:rPr>
-          <w:rFonts w:ascii="Times New Roman" w:cs="Times New Roman" w:eastAsia="Times New Roman" w:hAnsi="Times New Roman"/>
-          <w:i w:val="1"/>
+          <w:sz w:val="24"/>
+          <w:szCs w:val="24"/>
+          <w:rtl w:val="0"/>
+        </w:rPr>
+        <w:t xml:space="preserve"> Величає душа моя Господа,* і дух мій радіє в Бозі, Спасі моїм.</w:t>
+      </w:r>
+    </w:p>
+    <w:p>
+      <w:pPr>
+        <w:spacing w:after="120" w:lineRule="auto"/>
+        <w:jc w:val="both"/>
+        <w:rPr>
+          <w:rFonts w:ascii="Times New Roman" w:cs="Times New Roman" w:eastAsia="Times New Roman" w:hAnsi="Times New Roman"/>
+          <w:sz w:val="24"/>
+          <w:szCs w:val="24"/>
+        </w:rPr>
+      </w:pPr>
+      <w:r>
+        <w:rPr>
+          <w:rFonts w:ascii="Times New Roman" w:cs="Times New Roman" w:eastAsia="Times New Roman" w:hAnsi="Times New Roman"/>
+          <w:sz w:val="24"/>
+          <w:szCs w:val="24"/>
+          <w:rtl w:val="0"/>
+        </w:rPr>
+        <w:t xml:space="preserve">Чеснішу від херувимів,* і незрівнянно славнішу від серафимів,* що без зотління Бога Слово породила,* сущу Богородицю, тебе величаємо. </w:t>
+      </w:r>
+      <w:r>
+        <w:rPr>
+          <w:rFonts w:ascii="Times New Roman" w:cs="Times New Roman" w:eastAsia="Times New Roman" w:hAnsi="Times New Roman"/>
+          <w:i w:val="1"/>
+          <w:color w:val="ff0000"/>
+          <w:sz w:val="24"/>
+          <w:szCs w:val="24"/>
+          <w:rtl w:val="0"/>
+        </w:rPr>
+        <w:t xml:space="preserve">(після кожного стиха)</w:t>
+      </w:r>
+      <w:r>
+        <w:rPr>
+          <w:rFonts w:ascii="Times New Roman" w:cs="Times New Roman" w:eastAsia="Times New Roman" w:hAnsi="Times New Roman"/>
+          <w:sz w:val="24"/>
+          <w:szCs w:val="24"/>
+          <w:rtl w:val="0"/>
+        </w:rPr>
+        <w:t xml:space="preserve">.</w:t>
+      </w:r>
+    </w:p>
+    <w:p>
+      <w:pPr>
+        <w:spacing w:after="120" w:lineRule="auto"/>
+        <w:jc w:val="both"/>
+        <w:rPr>
+          <w:rFonts w:ascii="Times New Roman" w:cs="Times New Roman" w:eastAsia="Times New Roman" w:hAnsi="Times New Roman"/>
+          <w:sz w:val="24"/>
+          <w:szCs w:val="24"/>
+        </w:rPr>
+      </w:pPr>
+      <w:r>
+        <w:rPr>
+          <w:rFonts w:ascii="Times New Roman" w:cs="Times New Roman" w:eastAsia="Times New Roman" w:hAnsi="Times New Roman"/>
+          <w:sz w:val="24"/>
+          <w:szCs w:val="24"/>
+          <w:rtl w:val="0"/>
+        </w:rPr>
+        <w:t xml:space="preserve">Бо він зглянувся на покору слугині своєї,* ось бо віднині ублажатимуть мене всі роди.</w:t>
+      </w:r>
+    </w:p>
+    <w:p>
+      <w:pPr>
+        <w:spacing w:after="120" w:lineRule="auto"/>
+        <w:jc w:val="both"/>
+        <w:rPr>
+          <w:rFonts w:ascii="Times New Roman" w:cs="Times New Roman" w:eastAsia="Times New Roman" w:hAnsi="Times New Roman"/>
+          <w:sz w:val="24"/>
+          <w:szCs w:val="24"/>
+        </w:rPr>
+      </w:pPr>
+      <w:r>
+        <w:rPr>
+          <w:rFonts w:ascii="Times New Roman" w:cs="Times New Roman" w:eastAsia="Times New Roman" w:hAnsi="Times New Roman"/>
+          <w:sz w:val="24"/>
+          <w:szCs w:val="24"/>
+          <w:rtl w:val="0"/>
+        </w:rPr>
+        <w:t xml:space="preserve">Велике бо вчинив мені Всемогутній, і святе ім'я його.* Милосердя його з роду в рід на тих, які бояться його.</w:t>
+      </w:r>
+    </w:p>
+    <w:p>
+      <w:pPr>
+        <w:spacing w:after="120" w:lineRule="auto"/>
+        <w:jc w:val="both"/>
+        <w:rPr>
+          <w:rFonts w:ascii="Times New Roman" w:cs="Times New Roman" w:eastAsia="Times New Roman" w:hAnsi="Times New Roman"/>
+          <w:sz w:val="24"/>
+          <w:szCs w:val="24"/>
+        </w:rPr>
+      </w:pPr>
+      <w:r>
+        <w:rPr>
+          <w:rFonts w:ascii="Times New Roman" w:cs="Times New Roman" w:eastAsia="Times New Roman" w:hAnsi="Times New Roman"/>
+          <w:sz w:val="24"/>
+          <w:szCs w:val="24"/>
+          <w:rtl w:val="0"/>
+        </w:rPr>
+        <w:t xml:space="preserve">Він виявив потугу рамени свого,* розвіяв гордих у задумах їхніх сердець.</w:t>
+      </w:r>
+    </w:p>
+    <w:p>
+      <w:pPr>
+        <w:spacing w:after="120" w:lineRule="auto"/>
+        <w:jc w:val="both"/>
+        <w:rPr>
+          <w:rFonts w:ascii="Times New Roman" w:cs="Times New Roman" w:eastAsia="Times New Roman" w:hAnsi="Times New Roman"/>
+          <w:sz w:val="24"/>
+          <w:szCs w:val="24"/>
+        </w:rPr>
+      </w:pPr>
+      <w:r>
+        <w:rPr>
+          <w:rFonts w:ascii="Times New Roman" w:cs="Times New Roman" w:eastAsia="Times New Roman" w:hAnsi="Times New Roman"/>
+          <w:sz w:val="24"/>
+          <w:szCs w:val="24"/>
+          <w:rtl w:val="0"/>
+        </w:rPr>
+        <w:t xml:space="preserve">Могутніх скинув з престолів, підняв угору смиренних;* наситив благами голодних, багатих же відіслав з порожніми руками.</w:t>
+      </w:r>
+    </w:p>
+    <w:p>
+      <w:pPr>
+        <w:spacing w:after="120" w:lineRule="auto"/>
+        <w:jc w:val="both"/>
+        <w:rPr>
+          <w:rFonts w:ascii="Times New Roman" w:cs="Times New Roman" w:eastAsia="Times New Roman" w:hAnsi="Times New Roman"/>
+          <w:sz w:val="24"/>
+          <w:szCs w:val="24"/>
+        </w:rPr>
+      </w:pPr>
+      <w:r>
+        <w:rPr>
+          <w:rFonts w:ascii="Times New Roman" w:cs="Times New Roman" w:eastAsia="Times New Roman" w:hAnsi="Times New Roman"/>
+          <w:sz w:val="24"/>
+          <w:szCs w:val="24"/>
+          <w:rtl w:val="0"/>
+        </w:rPr>
+        <w:t xml:space="preserve">Він пригорнув Ізраїля, слугу свого, згадавши своє милосердя,* як обіцяв був батькам нашим – Авраамові і його потомству повіки.</w:t>
+      </w:r>
+    </w:p>
+    <w:p>
+      <w:pPr>
+        <w:spacing w:after="120" w:lineRule="auto"/>
+        <w:jc w:val="both"/>
+        <w:rPr>
+          <w:rFonts w:ascii="Times New Roman" w:cs="Times New Roman" w:eastAsia="Times New Roman" w:hAnsi="Times New Roman"/>
           <w:sz w:val="24"/>
           <w:szCs w:val="24"/>
         </w:rPr>
@@ -12959,599 +15398,6 @@
     <w:p>
       <w:pPr>
         <w:pStyle w:val="Heading3"/>
-        <w:spacing w:after="120" w:before="0" w:lineRule="auto"/>
-        <w:jc w:val="center"/>
-        <w:rPr>
-          <w:rFonts w:ascii="Times New Roman" w:cs="Times New Roman" w:eastAsia="Times New Roman" w:hAnsi="Times New Roman"/>
-          <w:i w:val="1"/>
-          <w:color w:val="ff0000"/>
-        </w:rPr>
-      </w:pPr>
-      <w:r>
-        <w:rPr>
-          <w:rFonts w:ascii="Times New Roman" w:cs="Times New Roman" w:eastAsia="Times New Roman" w:hAnsi="Times New Roman"/>
-          <w:b w:val="1"/>
-          <w:i w:val="1"/>
-          <w:color w:val="ff0000"/>
-          <w:rtl w:val="0"/>
-        </w:rPr>
-        <w:t xml:space="preserve">Мала єктенія</w:t>
-      </w:r>
-      <w:r>
-        <w:rPr>
-          <w:rtl w:val="0"/>
-        </w:rPr>
-      </w:r>
-    </w:p>
-    <w:p>
-      <w:pPr>
-        <w:spacing w:after="120" w:lineRule="auto"/>
-        <w:jc w:val="both"/>
-        <w:rPr>
-          <w:rFonts w:ascii="Times New Roman" w:cs="Times New Roman" w:eastAsia="Times New Roman" w:hAnsi="Times New Roman"/>
-          <w:i w:val="1"/>
-          <w:color w:val="000000"/>
-          <w:sz w:val="24"/>
-          <w:szCs w:val="24"/>
-        </w:rPr>
-      </w:pPr>
-      <w:r>
-        <w:rPr>
-          <w:rFonts w:ascii="Times New Roman" w:cs="Times New Roman" w:eastAsia="Times New Roman" w:hAnsi="Times New Roman"/>
-          <w:color w:val="000000"/>
-          <w:sz w:val="24"/>
-          <w:szCs w:val="24"/>
-          <w:rtl w:val="0"/>
-        </w:rPr>
-        <w:t xml:space="preserve">Ще і ще в мирі Господеві помолімся.</w:t>
-      </w:r>
-      <w:r>
-        <w:rPr>
-          <w:rtl w:val="0"/>
-        </w:rPr>
-      </w:r>
-    </w:p>
-    <w:p>
-      <w:pPr>
-        <w:spacing w:after="120" w:lineRule="auto"/>
-        <w:jc w:val="both"/>
-        <w:rPr>
-          <w:rFonts w:ascii="Times New Roman" w:cs="Times New Roman" w:eastAsia="Times New Roman" w:hAnsi="Times New Roman"/>
-          <w:i w:val="1"/>
-          <w:color w:val="000000"/>
-          <w:sz w:val="24"/>
-          <w:szCs w:val="24"/>
-        </w:rPr>
-      </w:pPr>
-      <w:r>
-        <w:rPr>
-          <w:rFonts w:ascii="Times New Roman" w:cs="Times New Roman" w:eastAsia="Times New Roman" w:hAnsi="Times New Roman"/>
-          <w:i w:val="1"/>
-          <w:color w:val="ff0000"/>
-          <w:sz w:val="24"/>
-          <w:szCs w:val="24"/>
-          <w:rtl w:val="0"/>
-        </w:rPr>
-        <w:t xml:space="preserve">Вірні:</w:t>
-      </w:r>
-      <w:r>
-        <w:rPr>
-          <w:rFonts w:ascii="Times New Roman" w:cs="Times New Roman" w:eastAsia="Times New Roman" w:hAnsi="Times New Roman"/>
-          <w:color w:val="000000"/>
-          <w:sz w:val="24"/>
-          <w:szCs w:val="24"/>
-          <w:rtl w:val="0"/>
-        </w:rPr>
-        <w:t xml:space="preserve"> Господи, помилуй.</w:t>
-      </w:r>
-      <w:r>
-        <w:rPr>
-          <w:rtl w:val="0"/>
-        </w:rPr>
-      </w:r>
-    </w:p>
-    <w:p>
-      <w:pPr>
-        <w:spacing w:after="120" w:lineRule="auto"/>
-        <w:jc w:val="both"/>
-        <w:rPr>
-          <w:rFonts w:ascii="Times New Roman" w:cs="Times New Roman" w:eastAsia="Times New Roman" w:hAnsi="Times New Roman"/>
-          <w:i w:val="1"/>
-          <w:color w:val="000000"/>
-          <w:sz w:val="24"/>
-          <w:szCs w:val="24"/>
-        </w:rPr>
-      </w:pPr>
-      <w:r>
-        <w:rPr>
-          <w:rFonts w:ascii="Times New Roman" w:cs="Times New Roman" w:eastAsia="Times New Roman" w:hAnsi="Times New Roman"/>
-          <w:color w:val="000000"/>
-          <w:sz w:val="24"/>
-          <w:szCs w:val="24"/>
-          <w:rtl w:val="0"/>
-        </w:rPr>
-        <w:t xml:space="preserve">Заступи, спаси, помилуй і охорони нас, Боже, твоєю благодаттю.</w:t>
-      </w:r>
-      <w:r>
-        <w:rPr>
-          <w:rtl w:val="0"/>
-        </w:rPr>
-      </w:r>
-    </w:p>
-    <w:p>
-      <w:pPr>
-        <w:spacing w:after="120" w:lineRule="auto"/>
-        <w:jc w:val="both"/>
-        <w:rPr>
-          <w:rFonts w:ascii="Times New Roman" w:cs="Times New Roman" w:eastAsia="Times New Roman" w:hAnsi="Times New Roman"/>
-          <w:i w:val="1"/>
-          <w:color w:val="000000"/>
-          <w:sz w:val="24"/>
-          <w:szCs w:val="24"/>
-        </w:rPr>
-      </w:pPr>
-      <w:r>
-        <w:rPr>
-          <w:rFonts w:ascii="Times New Roman" w:cs="Times New Roman" w:eastAsia="Times New Roman" w:hAnsi="Times New Roman"/>
-          <w:i w:val="1"/>
-          <w:color w:val="ff0000"/>
-          <w:sz w:val="24"/>
-          <w:szCs w:val="24"/>
-          <w:rtl w:val="0"/>
-        </w:rPr>
-        <w:t xml:space="preserve">Вірні:</w:t>
-      </w:r>
-      <w:r>
-        <w:rPr>
-          <w:rFonts w:ascii="Times New Roman" w:cs="Times New Roman" w:eastAsia="Times New Roman" w:hAnsi="Times New Roman"/>
-          <w:color w:val="000000"/>
-          <w:sz w:val="24"/>
-          <w:szCs w:val="24"/>
-          <w:rtl w:val="0"/>
-        </w:rPr>
-        <w:t xml:space="preserve"> Господи, помилуй.</w:t>
-      </w:r>
-      <w:r>
-        <w:rPr>
-          <w:rtl w:val="0"/>
-        </w:rPr>
-      </w:r>
-    </w:p>
-    <w:p>
-      <w:pPr>
-        <w:spacing w:after="120" w:lineRule="auto"/>
-        <w:jc w:val="both"/>
-        <w:rPr>
-          <w:rFonts w:ascii="Times New Roman" w:cs="Times New Roman" w:eastAsia="Times New Roman" w:hAnsi="Times New Roman"/>
-          <w:i w:val="1"/>
-          <w:color w:val="000000"/>
-          <w:sz w:val="24"/>
-          <w:szCs w:val="24"/>
-        </w:rPr>
-      </w:pPr>
-      <w:r>
-        <w:rPr>
-          <w:rFonts w:ascii="Times New Roman" w:cs="Times New Roman" w:eastAsia="Times New Roman" w:hAnsi="Times New Roman"/>
-          <w:color w:val="000000"/>
-          <w:sz w:val="24"/>
-          <w:szCs w:val="24"/>
-          <w:rtl w:val="0"/>
-        </w:rPr>
-        <w:t xml:space="preserve">Пресвяту, пречисту, преблагословенну, славну Владичицю нашу Богородицю і приснодіву Марію, з усіма святими пом'янувши, самі себе, і один одного, і все життя наше Христу Богові віддаймо.</w:t>
-      </w:r>
-      <w:r>
-        <w:rPr>
-          <w:rtl w:val="0"/>
-        </w:rPr>
-      </w:r>
-    </w:p>
-    <w:p>
-      <w:pPr>
-        <w:spacing w:after="120" w:lineRule="auto"/>
-        <w:jc w:val="both"/>
-        <w:rPr>
-          <w:rFonts w:ascii="Times New Roman" w:cs="Times New Roman" w:eastAsia="Times New Roman" w:hAnsi="Times New Roman"/>
-          <w:i w:val="1"/>
-          <w:color w:val="000000"/>
-          <w:sz w:val="24"/>
-          <w:szCs w:val="24"/>
-        </w:rPr>
-      </w:pPr>
-      <w:r>
-        <w:rPr>
-          <w:rFonts w:ascii="Times New Roman" w:cs="Times New Roman" w:eastAsia="Times New Roman" w:hAnsi="Times New Roman"/>
-          <w:i w:val="1"/>
-          <w:color w:val="ff0000"/>
-          <w:sz w:val="24"/>
-          <w:szCs w:val="24"/>
-          <w:rtl w:val="0"/>
-        </w:rPr>
-        <w:t xml:space="preserve">Вірні:</w:t>
-      </w:r>
-      <w:r>
-        <w:rPr>
-          <w:rFonts w:ascii="Times New Roman" w:cs="Times New Roman" w:eastAsia="Times New Roman" w:hAnsi="Times New Roman"/>
-          <w:color w:val="000000"/>
-          <w:sz w:val="24"/>
-          <w:szCs w:val="24"/>
-          <w:rtl w:val="0"/>
-        </w:rPr>
-        <w:t xml:space="preserve"> Тобі, Господи.</w:t>
-      </w:r>
-      <w:r>
-        <w:rPr>
-          <w:rtl w:val="0"/>
-        </w:rPr>
-      </w:r>
-    </w:p>
-    <w:p>
-      <w:pPr>
-        <w:spacing w:after="120" w:lineRule="auto"/>
-        <w:jc w:val="both"/>
-        <w:rPr>
-          <w:rFonts w:ascii="Times New Roman" w:cs="Times New Roman" w:eastAsia="Times New Roman" w:hAnsi="Times New Roman"/>
-          <w:sz w:val="24"/>
-          <w:szCs w:val="24"/>
-          <w:u w:val="single"/>
-        </w:rPr>
-      </w:pPr>
-      <w:bookmarkStart w:colFirst="0" w:colLast="0" w:name="_heading=h.30j0zll" w:id="1"/>
-      <w:bookmarkEnd w:id="1"/>
-      <w:r>
-        <w:rPr>
-          <w:rFonts w:ascii="Times New Roman" w:cs="Times New Roman" w:eastAsia="Times New Roman" w:hAnsi="Times New Roman"/>
-          <w:sz w:val="24"/>
-          <w:szCs w:val="24"/>
-          <w:u w:val="single"/>
-          <w:rtl w:val="0"/>
-        </w:rPr>
-        <w:t xml:space="preserve">[Дякуємо тобі, Господи, Боже спасіння нашого, бо ти все робиш для добра життя нашого, щоб ми завжди на тебе споглядали, Спасителю й Доброчинцю душ наших. Бо ти дав спокій нам у час минулої ночі й підвів нас, щоб ми поклонялися величному імені твоєму. Тому молимо тебе, Господи: Дай нам ласку й силу, щоб ми стали гідними співати тобі розумно й молитися безупинно та в страсі і тремтінні над нашим спасінням працювали, при заступництві Христа твого. Пом'яни, Господи, і тих, що вночі до тебе кличуть. Вислухай їх і помилуй, і круши під ноги їх невидимих і войовничих ворогів.]</w:t>
-      </w:r>
-    </w:p>
-    <w:p>
-      <w:pPr>
-        <w:spacing w:after="120" w:lineRule="auto"/>
-        <w:jc w:val="both"/>
-        <w:rPr>
-          <w:rFonts w:ascii="Times New Roman" w:cs="Times New Roman" w:eastAsia="Times New Roman" w:hAnsi="Times New Roman"/>
-          <w:sz w:val="24"/>
-          <w:szCs w:val="24"/>
-        </w:rPr>
-      </w:pPr>
-      <w:r>
-        <w:rPr>
-          <w:rFonts w:ascii="Times New Roman" w:hAnsi="Times New Roman"/>
-          <w:i/>
-          <w:color w:val="FF4400"/>
-          <w:sz w:val="24"/>
-        </w:rPr>
-        <w:t>Священик:</w:t>
-      </w:r>
-      <w:r>
-        <w:rPr>
-          <w:rFonts w:ascii="Times New Roman" w:hAnsi="Times New Roman"/>
-          <w:sz w:val="24"/>
-        </w:rPr>
-        <w:t xml:space="preserve"> Бо Ти цар миру і Спас душ наших і Тобі славу возсилаємо: Отцю, і Сину, і Святому Духові, нині і повсякчас, і на віки віків.</w:t>
-      </w:r>
-    </w:p>
-    <w:p>
-      <w:pPr>
-        <w:spacing w:after="120" w:lineRule="auto"/>
-        <w:jc w:val="both"/>
-        <w:rPr>
-          <w:rFonts w:ascii="Times New Roman" w:cs="Times New Roman" w:eastAsia="Times New Roman" w:hAnsi="Times New Roman"/>
-          <w:i w:val="1"/>
-          <w:sz w:val="24"/>
-          <w:szCs w:val="24"/>
-        </w:rPr>
-      </w:pPr>
-      <w:r>
-        <w:rPr>
-          <w:rFonts w:ascii="Times New Roman" w:cs="Times New Roman" w:eastAsia="Times New Roman" w:hAnsi="Times New Roman"/>
-          <w:i w:val="1"/>
-          <w:color w:val="ff0000"/>
-          <w:sz w:val="24"/>
-          <w:szCs w:val="24"/>
-          <w:rtl w:val="0"/>
-        </w:rPr>
-        <w:t xml:space="preserve">Вірні:</w:t>
-      </w:r>
-      <w:r>
-        <w:rPr>
-          <w:rFonts w:ascii="Times New Roman" w:cs="Times New Roman" w:eastAsia="Times New Roman" w:hAnsi="Times New Roman"/>
-          <w:color w:val="ff0000"/>
-          <w:sz w:val="24"/>
-          <w:szCs w:val="24"/>
-          <w:rtl w:val="0"/>
-        </w:rPr>
-        <w:t xml:space="preserve"> </w:t>
-      </w:r>
-      <w:r>
-        <w:rPr>
-          <w:rFonts w:ascii="Times New Roman" w:cs="Times New Roman" w:eastAsia="Times New Roman" w:hAnsi="Times New Roman"/>
-          <w:sz w:val="24"/>
-          <w:szCs w:val="24"/>
-          <w:rtl w:val="0"/>
-        </w:rPr>
-        <w:t xml:space="preserve">Амінь</w:t>
-      </w:r>
-      <w:r>
-        <w:rPr>
-          <w:rFonts w:ascii="Times New Roman" w:cs="Times New Roman" w:eastAsia="Times New Roman" w:hAnsi="Times New Roman"/>
-          <w:i w:val="1"/>
-          <w:sz w:val="24"/>
-          <w:szCs w:val="24"/>
-          <w:rtl w:val="0"/>
-        </w:rPr>
-        <w:t xml:space="preserve">.</w:t>
-      </w:r>
-    </w:p>
-    <w:p>
-      <w:pPr>
-        <w:spacing w:after="120" w:lineRule="auto"/>
-        <w:jc w:val="both"/>
-        <w:rPr>
-          <w:rFonts w:ascii="Times New Roman" w:cs="Times New Roman" w:eastAsia="Times New Roman" w:hAnsi="Times New Roman"/>
-          <w:i w:val="1"/>
-          <w:sz w:val="24"/>
-          <w:szCs w:val="24"/>
-        </w:rPr>
-      </w:pPr>
-      <w:r>
-        <w:rPr>
-          <w:rtl w:val="0"/>
-        </w:rPr>
-      </w:r>
-    </w:p>
-    <w:p>
-      <w:pPr>
-        <w:spacing w:after="120" w:lineRule="auto"/>
-        <w:jc w:val="both"/>
-        <w:rPr>
-          <w:rFonts w:ascii="Times New Roman" w:cs="Times New Roman" w:eastAsia="Times New Roman" w:hAnsi="Times New Roman"/>
-          <w:sz w:val="24"/>
-          <w:szCs w:val="24"/>
-        </w:rPr>
-      </w:pPr>
-      <w:r>
-        <w:rPr>
-          <w:rtl w:val="0"/>
-        </w:rPr>
-      </w:r>
-    </w:p>
-    <w:p>
-      <w:pPr>
-        <w:pStyle w:val="Heading3"/>
-        <w:spacing w:after="120" w:before="0" w:lineRule="auto"/>
-        <w:jc w:val="center"/>
-        <w:rPr>
-          <w:rFonts w:ascii="Times New Roman" w:cs="Times New Roman" w:eastAsia="Times New Roman" w:hAnsi="Times New Roman"/>
-          <w:b w:val="1"/>
-          <w:i w:val="1"/>
-          <w:color w:val="ff0000"/>
-        </w:rPr>
-      </w:pPr>
-      <w:r>
-        <w:rPr>
-          <w:rFonts w:ascii="Times New Roman" w:cs="Times New Roman" w:eastAsia="Times New Roman" w:hAnsi="Times New Roman"/>
-          <w:b w:val="1"/>
-          <w:i w:val="1"/>
-          <w:color w:val="ff0000"/>
-          <w:rtl w:val="0"/>
-        </w:rPr>
-        <w:t xml:space="preserve">Пісня Богородиці</w:t>
-      </w:r>
-    </w:p>
-    <w:p>
-      <w:pPr>
-        <w:spacing w:after="120" w:lineRule="auto"/>
-        <w:jc w:val="both"/>
-        <w:rPr>
-          <w:rFonts w:ascii="Times New Roman" w:cs="Times New Roman" w:eastAsia="Times New Roman" w:hAnsi="Times New Roman"/>
-          <w:sz w:val="24"/>
-          <w:szCs w:val="24"/>
-        </w:rPr>
-      </w:pPr>
-      <w:r>
-        <w:rPr>
-          <w:rFonts w:ascii="Times New Roman" w:cs="Times New Roman" w:eastAsia="Times New Roman" w:hAnsi="Times New Roman"/>
-          <w:sz w:val="24"/>
-          <w:szCs w:val="24"/>
-          <w:rtl w:val="0"/>
-        </w:rPr>
-        <w:t xml:space="preserve">Богородицю і Матір Світла піснями звеличаймо.</w:t>
-      </w:r>
-    </w:p>
-    <w:p>
-      <w:pPr>
-        <w:spacing w:after="120" w:lineRule="auto"/>
-        <w:jc w:val="both"/>
-        <w:rPr>
-          <w:rFonts w:ascii="Times New Roman" w:cs="Times New Roman" w:eastAsia="Times New Roman" w:hAnsi="Times New Roman"/>
-          <w:sz w:val="24"/>
-          <w:szCs w:val="24"/>
-        </w:rPr>
-      </w:pPr>
-      <w:r>
-        <w:rPr>
-          <w:rFonts w:ascii="Times New Roman" w:cs="Times New Roman" w:eastAsia="Times New Roman" w:hAnsi="Times New Roman"/>
-          <w:i w:val="1"/>
-          <w:color w:val="ff0000"/>
-          <w:sz w:val="24"/>
-          <w:szCs w:val="24"/>
-          <w:rtl w:val="0"/>
-        </w:rPr>
-        <w:t xml:space="preserve">Вірні:</w:t>
-      </w:r>
-      <w:r>
-        <w:rPr>
-          <w:rFonts w:ascii="Times New Roman" w:cs="Times New Roman" w:eastAsia="Times New Roman" w:hAnsi="Times New Roman"/>
-          <w:sz w:val="24"/>
-          <w:szCs w:val="24"/>
-          <w:rtl w:val="0"/>
-        </w:rPr>
-        <w:t xml:space="preserve"> Величає душа моя Господа,* і дух мій радіє в Бозі, Спасі моїм.</w:t>
-      </w:r>
-    </w:p>
-    <w:p>
-      <w:pPr>
-        <w:spacing w:after="120" w:lineRule="auto"/>
-        <w:jc w:val="both"/>
-        <w:rPr>
-          <w:rFonts w:ascii="Times New Roman" w:cs="Times New Roman" w:eastAsia="Times New Roman" w:hAnsi="Times New Roman"/>
-          <w:sz w:val="24"/>
-          <w:szCs w:val="24"/>
-        </w:rPr>
-      </w:pPr>
-      <w:r>
-        <w:rPr>
-          <w:rFonts w:ascii="Times New Roman" w:cs="Times New Roman" w:eastAsia="Times New Roman" w:hAnsi="Times New Roman"/>
-          <w:sz w:val="24"/>
-          <w:szCs w:val="24"/>
-          <w:rtl w:val="0"/>
-        </w:rPr>
-        <w:t xml:space="preserve">Чеснішу від херувимів,* і незрівнянно славнішу від серафимів,* що без зотління Бога Слово породила,* сущу Богородицю, тебе величаємо. </w:t>
-      </w:r>
-      <w:r>
-        <w:rPr>
-          <w:rFonts w:ascii="Times New Roman" w:cs="Times New Roman" w:eastAsia="Times New Roman" w:hAnsi="Times New Roman"/>
-          <w:i w:val="1"/>
-          <w:color w:val="ff0000"/>
-          <w:sz w:val="24"/>
-          <w:szCs w:val="24"/>
-          <w:rtl w:val="0"/>
-        </w:rPr>
-        <w:t xml:space="preserve">(після кожного стиха)</w:t>
-      </w:r>
-      <w:r>
-        <w:rPr>
-          <w:rFonts w:ascii="Times New Roman" w:cs="Times New Roman" w:eastAsia="Times New Roman" w:hAnsi="Times New Roman"/>
-          <w:sz w:val="24"/>
-          <w:szCs w:val="24"/>
-          <w:rtl w:val="0"/>
-        </w:rPr>
-        <w:t xml:space="preserve">.</w:t>
-      </w:r>
-    </w:p>
-    <w:p>
-      <w:pPr>
-        <w:spacing w:after="120" w:lineRule="auto"/>
-        <w:jc w:val="both"/>
-        <w:rPr>
-          <w:rFonts w:ascii="Times New Roman" w:cs="Times New Roman" w:eastAsia="Times New Roman" w:hAnsi="Times New Roman"/>
-          <w:sz w:val="24"/>
-          <w:szCs w:val="24"/>
-        </w:rPr>
-      </w:pPr>
-      <w:r>
-        <w:rPr>
-          <w:rFonts w:ascii="Times New Roman" w:cs="Times New Roman" w:eastAsia="Times New Roman" w:hAnsi="Times New Roman"/>
-          <w:sz w:val="24"/>
-          <w:szCs w:val="24"/>
-          <w:rtl w:val="0"/>
-        </w:rPr>
-        <w:t xml:space="preserve">Бо він зглянувся на покору слугині своєї,* ось бо віднині ублажатимуть мене всі роди.</w:t>
-      </w:r>
-    </w:p>
-    <w:p>
-      <w:pPr>
-        <w:spacing w:after="120" w:lineRule="auto"/>
-        <w:jc w:val="both"/>
-        <w:rPr>
-          <w:rFonts w:ascii="Times New Roman" w:cs="Times New Roman" w:eastAsia="Times New Roman" w:hAnsi="Times New Roman"/>
-          <w:sz w:val="24"/>
-          <w:szCs w:val="24"/>
-        </w:rPr>
-      </w:pPr>
-      <w:r>
-        <w:rPr>
-          <w:rFonts w:ascii="Times New Roman" w:cs="Times New Roman" w:eastAsia="Times New Roman" w:hAnsi="Times New Roman"/>
-          <w:sz w:val="24"/>
-          <w:szCs w:val="24"/>
-          <w:rtl w:val="0"/>
-        </w:rPr>
-        <w:t xml:space="preserve">Велике бо вчинив мені Всемогутній, і святе ім'я його.* Милосердя його з роду в рід на тих, які бояться його.</w:t>
-      </w:r>
-    </w:p>
-    <w:p>
-      <w:pPr>
-        <w:spacing w:after="120" w:lineRule="auto"/>
-        <w:jc w:val="both"/>
-        <w:rPr>
-          <w:rFonts w:ascii="Times New Roman" w:cs="Times New Roman" w:eastAsia="Times New Roman" w:hAnsi="Times New Roman"/>
-          <w:sz w:val="24"/>
-          <w:szCs w:val="24"/>
-        </w:rPr>
-      </w:pPr>
-      <w:r>
-        <w:rPr>
-          <w:rFonts w:ascii="Times New Roman" w:cs="Times New Roman" w:eastAsia="Times New Roman" w:hAnsi="Times New Roman"/>
-          <w:sz w:val="24"/>
-          <w:szCs w:val="24"/>
-          <w:rtl w:val="0"/>
-        </w:rPr>
-        <w:t xml:space="preserve">Він виявив потугу рамени свого,* розвіяв гордих у задумах їхніх сердець.</w:t>
-      </w:r>
-    </w:p>
-    <w:p>
-      <w:pPr>
-        <w:spacing w:after="120" w:lineRule="auto"/>
-        <w:jc w:val="both"/>
-        <w:rPr>
-          <w:rFonts w:ascii="Times New Roman" w:cs="Times New Roman" w:eastAsia="Times New Roman" w:hAnsi="Times New Roman"/>
-          <w:sz w:val="24"/>
-          <w:szCs w:val="24"/>
-        </w:rPr>
-      </w:pPr>
-      <w:r>
-        <w:rPr>
-          <w:rFonts w:ascii="Times New Roman" w:cs="Times New Roman" w:eastAsia="Times New Roman" w:hAnsi="Times New Roman"/>
-          <w:sz w:val="24"/>
-          <w:szCs w:val="24"/>
-          <w:rtl w:val="0"/>
-        </w:rPr>
-        <w:t xml:space="preserve">Могутніх скинув з престолів, підняв угору смиренних;* наситив благами голодних, багатих же відіслав з порожніми руками.</w:t>
-      </w:r>
-    </w:p>
-    <w:p>
-      <w:pPr>
-        <w:spacing w:after="120" w:lineRule="auto"/>
-        <w:jc w:val="both"/>
-        <w:rPr>
-          <w:rFonts w:ascii="Times New Roman" w:cs="Times New Roman" w:eastAsia="Times New Roman" w:hAnsi="Times New Roman"/>
-          <w:sz w:val="24"/>
-          <w:szCs w:val="24"/>
-        </w:rPr>
-      </w:pPr>
-      <w:r>
-        <w:rPr>
-          <w:rFonts w:ascii="Times New Roman" w:cs="Times New Roman" w:eastAsia="Times New Roman" w:hAnsi="Times New Roman"/>
-          <w:sz w:val="24"/>
-          <w:szCs w:val="24"/>
-          <w:rtl w:val="0"/>
-        </w:rPr>
-        <w:t xml:space="preserve">Він пригорнув Ізраїля, слугу свого, згадавши своє милосердя,* як обіцяв був батькам нашим – Авраамові і його потомству повіки.</w:t>
-      </w:r>
-    </w:p>
-    <w:p>
-      <w:pPr>
-        <w:spacing w:after="120" w:lineRule="auto"/>
-        <w:jc w:val="both"/>
-        <w:rPr>
-          <w:rFonts w:ascii="Times New Roman" w:cs="Times New Roman" w:eastAsia="Times New Roman" w:hAnsi="Times New Roman"/>
-          <w:sz w:val="24"/>
-          <w:szCs w:val="24"/>
-        </w:rPr>
-      </w:pPr>
-      <w:r>
-        <w:rPr>
-          <w:rtl w:val="0"/>
-        </w:rPr>
-      </w:r>
-    </w:p>
-    <w:p>
-      <w:pPr>
         <w:spacing w:after="120" w:lineRule="auto"/>
         <w:jc w:val="center"/>
         <w:rPr>
@@ -17104,6 +18950,7 @@
     <w:p>
       <w:pPr>
         <w:pStyle w:val="a"/>
+        <w:spacing w:after="160"/>
       </w:pPr>
       <w:r>
         <w:rPr>

--- a/flow/20230914_vu_template/drafts/2024-06-g/15-СБ-Амоса.docx
+++ b/flow/20230914_vu_template/drafts/2024-06-g/15-СБ-Амоса.docx
@@ -3194,20 +3194,58 @@
     </w:p>
     <w:p>
       <w:pPr>
-        <w:spacing w:after="120" w:lineRule="auto"/>
-        <w:jc w:val="both"/>
-        <w:rPr>
-          <w:rFonts w:ascii="Times New Roman" w:cs="Times New Roman" w:eastAsia="Times New Roman" w:hAnsi="Times New Roman"/>
-          <w:i w:val="1"/>
-          <w:color w:val="ff0000"/>
-          <w:sz w:val="24"/>
-          <w:szCs w:val="24"/>
-        </w:rPr>
-      </w:pPr>
-      <w:r>
-        <w:rPr>
-          <w:rtl w:val="0"/>
-        </w:rPr>
+        <w:pStyle w:val="a"/>
+      </w:pPr>
+      <w:r>
+        <w:rPr>
+          <w:rFonts w:ascii="Times New Roman" w:hAnsi="Times New Roman"/>
+          <w:i/>
+          <w:color w:val="FF0000"/>
+          <w:sz w:val="24"/>
+        </w:rPr>
+        <w:t>(г. 4, подібний: Покликаний був ти):</w:t>
+      </w:r>
+      <w:r>
+        <w:rPr>
+          <w:rFonts w:ascii="Times New Roman" w:hAnsi="Times New Roman"/>
+          <w:sz w:val="24"/>
+        </w:rPr>
+        <w:t xml:space="preserve"> Прийнявши чистим умом відблиск* богоначального сяйва* і ставши провісником та проповідником Божих слів* і божеським пророком,* ти був устами, якими ворушив Дух Божий,* і звістив те, що він тобі об'явив.* Ти проголосив усім народам майбутнє спасіння* і незнищиме царство Христа.* Його моли, всечесний </w:t>
+      </w:r>
+      <w:r>
+        <w:rPr>
+          <w:rFonts w:ascii="Times New Roman" w:hAnsi="Times New Roman"/>
+          <w:i w:val="0"/>
+          <w:color w:val="000000"/>
+          <w:sz w:val="24"/>
+          <w:highlight w:val="yellow"/>
+        </w:rPr>
+        <w:t>(ім’я</w:t>
+      </w:r>
+      <w:r>
+        <w:rPr>
+          <w:rFonts w:ascii="Times New Roman" w:hAnsi="Times New Roman"/>
+          <w:i/>
+          <w:color w:val="FF0000"/>
+          <w:sz w:val="24"/>
+        </w:rPr>
+        <w:t>,</w:t>
+      </w:r>
+      <w:r>
+        <w:rPr>
+          <w:rFonts w:ascii="Times New Roman" w:hAnsi="Times New Roman"/>
+          <w:i/>
+          <w:color w:val="FF0000"/>
+          <w:sz w:val="24"/>
+        </w:rPr>
+        <w:t>)</w:t>
+      </w:r>
+      <w:r>
+        <w:rPr>
+          <w:rFonts w:ascii="Times New Roman" w:hAnsi="Times New Roman"/>
+          <w:sz w:val="24"/>
+        </w:rPr>
+        <w:t>,* щоб спас та просвітив душі наші.</w:t>
       </w:r>
     </w:p>
     <w:p>
@@ -3245,18 +3283,31 @@
     </w:p>
     <w:p>
       <w:pPr>
-        <w:spacing w:after="120" w:lineRule="auto"/>
-        <w:jc w:val="both"/>
-        <w:rPr>
-          <w:rFonts w:ascii="Times New Roman" w:cs="Times New Roman" w:eastAsia="Times New Roman" w:hAnsi="Times New Roman"/>
-          <w:sz w:val="24"/>
-          <w:szCs w:val="24"/>
-        </w:rPr>
-      </w:pPr>
-      <w:r>
-        <w:rPr>
-          <w:rtl w:val="0"/>
-        </w:rPr>
+        <w:pStyle w:val="a"/>
+      </w:pPr>
+      <w:r>
+        <w:rPr>
+          <w:rFonts w:ascii="Times New Roman" w:hAnsi="Times New Roman"/>
+          <w:sz w:val="24"/>
+        </w:rPr>
+        <w:t xml:space="preserve">Осяяний достойним боговидінням* та відзначений пророчою мовою* і благодаттю, богонатхненний </w:t>
+      </w:r>
+      <w:r>
+        <w:rPr>
+          <w:rFonts w:ascii="Times New Roman" w:hAnsi="Times New Roman"/>
+          <w:i w:val="0"/>
+          <w:color w:val="000000"/>
+          <w:sz w:val="24"/>
+          <w:highlight w:val="yellow"/>
+        </w:rPr>
+        <w:t>Єлисея</w:t>
+      </w:r>
+      <w:r>
+        <w:rPr>
+          <w:rFonts w:ascii="Times New Roman" w:hAnsi="Times New Roman"/>
+          <w:sz w:val="24"/>
+        </w:rPr>
+        <w:t>!* Ти вдостоївся божественного блаженства* та здобув нині оце довір'я* і ласку в Преблагого,* щоб молитися за тих, які тебе з вірою почитають* і вихваляють як чесного і Богом посланого благовісника,* щоб визволити з бід* і спасти душі наші.</w:t>
       </w:r>
     </w:p>
     <w:p>
@@ -3304,18 +3355,31 @@
     </w:p>
     <w:p>
       <w:pPr>
-        <w:spacing w:after="120" w:lineRule="auto"/>
-        <w:jc w:val="both"/>
-        <w:rPr>
-          <w:rFonts w:ascii="Times New Roman" w:cs="Times New Roman" w:eastAsia="Times New Roman" w:hAnsi="Times New Roman"/>
-          <w:sz w:val="24"/>
-          <w:szCs w:val="24"/>
-        </w:rPr>
-      </w:pPr>
-      <w:r>
-        <w:rPr>
-          <w:rtl w:val="0"/>
-        </w:rPr>
+        <w:pStyle w:val="a"/>
+      </w:pPr>
+      <w:r>
+        <w:rPr>
+          <w:rFonts w:ascii="Times New Roman" w:hAnsi="Times New Roman"/>
+          <w:sz w:val="24"/>
+        </w:rPr>
+        <w:t xml:space="preserve">Твого пророка </w:t>
+      </w:r>
+      <w:r>
+        <w:rPr>
+          <w:rFonts w:ascii="Times New Roman" w:hAnsi="Times New Roman"/>
+          <w:i w:val="0"/>
+          <w:color w:val="000000"/>
+          <w:sz w:val="24"/>
+          <w:highlight w:val="yellow"/>
+        </w:rPr>
+        <w:t>Єлисея</w:t>
+      </w:r>
+      <w:r>
+        <w:rPr>
+          <w:rFonts w:ascii="Times New Roman" w:hAnsi="Times New Roman"/>
+          <w:sz w:val="24"/>
+        </w:rPr>
+        <w:t xml:space="preserve"> появив ти, Безсмертний,* немов духовну хмарину, що справді виточує воду життя вічного.* Ти послав його щедро і дарував пресвятого Духа,* єдиносущного тобі Отцю Вседержителеві* і твоєму Синові,* що засіяв з твого єства,* і через нього звістив спасенний прихід Христа Бога нашого.* Моли його, щоб спас* і просвітив душі наші.</w:t>
       </w:r>
     </w:p>
     <w:p>
@@ -3534,112 +3598,84 @@
     </w:p>
     <w:p>
       <w:pPr>
-        <w:spacing w:after="120" w:lineRule="auto"/>
-        <w:jc w:val="both"/>
-        <w:rPr>
-          <w:rFonts w:ascii="Times New Roman" w:cs="Times New Roman" w:eastAsia="Times New Roman" w:hAnsi="Times New Roman"/>
-          <w:i w:val="1"/>
-          <w:color w:val="ff0000"/>
-          <w:sz w:val="24"/>
-          <w:szCs w:val="24"/>
-        </w:rPr>
-      </w:pPr>
-      <w:r>
-        <w:rPr>
-          <w:rFonts w:ascii="Times New Roman" w:cs="Times New Roman" w:eastAsia="Times New Roman" w:hAnsi="Times New Roman"/>
-          <w:b w:val="1"/>
-          <w:sz w:val="24"/>
-          <w:szCs w:val="24"/>
-          <w:rtl w:val="0"/>
-        </w:rPr>
-        <w:t xml:space="preserve">Слава: </w:t>
-      </w:r>
-      <w:r>
-        <w:rPr>
-          <w:rtl w:val="0"/>
-        </w:rPr>
-      </w:r>
-    </w:p>
-    <w:p>
-      <w:pPr>
-        <w:spacing w:after="120" w:lineRule="auto"/>
-        <w:jc w:val="both"/>
-        <w:rPr>
-          <w:rFonts w:ascii="Times New Roman" w:cs="Times New Roman" w:eastAsia="Times New Roman" w:hAnsi="Times New Roman"/>
-          <w:sz w:val="24"/>
-          <w:szCs w:val="24"/>
-        </w:rPr>
-      </w:pPr>
-      <w:r>
-        <w:rPr>
-          <w:rtl w:val="0"/>
-        </w:rPr>
-      </w:r>
-    </w:p>
-    <w:p>
-      <w:pPr>
-        <w:spacing w:after="120" w:lineRule="auto"/>
-        <w:jc w:val="both"/>
-        <w:rPr>
-          <w:rFonts w:ascii="Times New Roman" w:cs="Times New Roman" w:eastAsia="Times New Roman" w:hAnsi="Times New Roman"/>
-          <w:sz w:val="24"/>
-          <w:szCs w:val="24"/>
-        </w:rPr>
-      </w:pPr>
-      <w:r>
-        <w:rPr>
-          <w:rFonts w:ascii="Times New Roman" w:cs="Times New Roman" w:eastAsia="Times New Roman" w:hAnsi="Times New Roman"/>
-          <w:b w:val="1"/>
-          <w:sz w:val="24"/>
-          <w:szCs w:val="24"/>
-          <w:rtl w:val="0"/>
-        </w:rPr>
-        <w:t xml:space="preserve">І нині</w:t>
-      </w:r>
-      <w:r>
-        <w:rPr>
-          <w:rFonts w:ascii="Times New Roman" w:cs="Times New Roman" w:eastAsia="Times New Roman" w:hAnsi="Times New Roman"/>
-          <w:sz w:val="24"/>
-          <w:szCs w:val="24"/>
-          <w:rtl w:val="0"/>
+        <w:pStyle w:val="a"/>
+      </w:pPr>
+      <w:r>
+        <w:rPr>
+          <w:rFonts w:ascii="Times New Roman" w:hAnsi="Times New Roman"/>
+          <w:b/>
+          <w:sz w:val="24"/>
+        </w:rPr>
+        <w:t xml:space="preserve">Слава </w:t>
+      </w:r>
+      <w:r>
+        <w:rPr>
+          <w:rFonts w:ascii="Times New Roman" w:hAnsi="Times New Roman"/>
+          <w:i/>
+          <w:color w:val="FF0000"/>
+          <w:sz w:val="24"/>
+        </w:rPr>
+        <w:t xml:space="preserve">(г. 4): </w:t>
+      </w:r>
+      <w:r>
+        <w:rPr>
+          <w:rFonts w:ascii="Times New Roman" w:hAnsi="Times New Roman"/>
+          <w:sz w:val="24"/>
+        </w:rPr>
+        <w:t xml:space="preserve">Радіючи в Господі Бозі, Спасі твоїм,* богомовний, славний пророче </w:t>
+      </w:r>
+      <w:r>
+        <w:rPr>
+          <w:rFonts w:ascii="Times New Roman" w:hAnsi="Times New Roman"/>
+          <w:i w:val="0"/>
+          <w:color w:val="000000"/>
+          <w:sz w:val="24"/>
+          <w:highlight w:val="yellow"/>
+        </w:rPr>
+        <w:t>Єлисея</w:t>
+      </w:r>
+      <w:r>
+        <w:rPr>
+          <w:rFonts w:ascii="Times New Roman" w:hAnsi="Times New Roman"/>
+          <w:sz w:val="24"/>
+        </w:rPr>
+        <w:t>,* і в ньому веселившись, ти прийняв з потойбічного сіяння промінне світло* і був духовно просвітлений богодійним світлом.* Тому своїми молитвами визволи від бід і напастей тих,* що з вірою вчиняють твою всесвітлу пам'ять.</w:t>
+      </w:r>
+    </w:p>
+    <w:p>
+      <w:pPr>
+        <w:spacing w:after="120"/>
+      </w:pPr>
+      <w:r>
+        <w:rPr>
+          <w:rFonts w:ascii="Times New Roman" w:hAnsi="Times New Roman"/>
+          <w:b/>
+          <w:sz w:val="24"/>
+        </w:rPr>
+        <w:t>І нині</w:t>
+      </w:r>
+      <w:r>
+        <w:rPr>
+          <w:rFonts w:ascii="Times New Roman" w:hAnsi="Times New Roman"/>
+          <w:sz w:val="24"/>
         </w:rPr>
         <w:t xml:space="preserve"> </w:t>
       </w:r>
       <w:r>
         <w:rPr>
-          <w:rFonts w:ascii="Times New Roman" w:cs="Times New Roman" w:eastAsia="Times New Roman" w:hAnsi="Times New Roman"/>
-          <w:i w:val="1"/>
-          <w:color w:val="ff0000"/>
-          <w:sz w:val="24"/>
-          <w:szCs w:val="24"/>
-          <w:rtl w:val="0"/>
-        </w:rPr>
-        <w:t xml:space="preserve">(догмат, г. 2):</w:t>
-      </w:r>
-      <w:r>
-        <w:rPr>
-          <w:rFonts w:ascii="Times New Roman" w:cs="Times New Roman" w:eastAsia="Times New Roman" w:hAnsi="Times New Roman"/>
-          <w:sz w:val="24"/>
-          <w:szCs w:val="24"/>
-          <w:rtl w:val="0"/>
+          <w:rFonts w:ascii="Times New Roman" w:hAnsi="Times New Roman"/>
+          <w:i/>
+          <w:color w:val="FF0000"/>
+          <w:sz w:val="24"/>
+        </w:rPr>
+        <w:t>(догмат, г. 2):</w:t>
+      </w:r>
+      <w:r>
+        <w:rPr>
+          <w:rFonts w:ascii="Times New Roman" w:hAnsi="Times New Roman"/>
+          <w:sz w:val="24"/>
         </w:rPr>
         <w:t xml:space="preserve"> Минулася тінь Закону,* коли прийшла Благодать;* бо як кущ охоплений полум'ям не згоряв,* так і ти, Діво, породила й дівою зосталась!* Замість вогняного стовпа, засяяло Сонце правди,* замість Мойсея – Христос,* спасіння душ наших.</w:t>
-      </w:r>
-    </w:p>
-    <w:p>
-      <w:pPr>
-        <w:spacing w:after="120" w:lineRule="auto"/>
-        <w:jc w:val="both"/>
-        <w:rPr>
-          <w:rFonts w:ascii="Times New Roman" w:cs="Times New Roman" w:eastAsia="Times New Roman" w:hAnsi="Times New Roman"/>
-          <w:sz w:val="24"/>
-          <w:szCs w:val="24"/>
-        </w:rPr>
-      </w:pPr>
-      <w:r>
-        <w:rPr>
-          <w:rtl w:val="0"/>
-        </w:rPr>
       </w:r>
     </w:p>
     <w:p>
